--- a/klagomål/A 19314-2026 FSC-klagomål.docx
+++ b/klagomål/A 19314-2026 FSC-klagomål.docx
@@ -1146,7 +1146,7 @@
     <w:r>
       <w:tab/>
       <w:tab/>
-      <w:t>2026-05-16</w:t>
+      <w:t>2026-05-17</w:t>
       <w:br/>
       <w:br/>
     </w:r>

--- a/klagomål/A 19314-2026 FSC-klagomål.docx
+++ b/klagomål/A 19314-2026 FSC-klagomål.docx
@@ -1146,7 +1146,7 @@
     <w:r>
       <w:tab/>
       <w:tab/>
-      <w:t>2026-05-17</w:t>
+      <w:t>2026-05-18</w:t>
       <w:br/>
       <w:br/>
     </w:r>

--- a/klagomål/A 19314-2026 FSC-klagomål.docx
+++ b/klagomål/A 19314-2026 FSC-klagomål.docx
@@ -1146,7 +1146,7 @@
     <w:r>
       <w:tab/>
       <w:tab/>
-      <w:t>2026-05-18</w:t>
+      <w:t>2026-05-19</w:t>
       <w:br/>
       <w:br/>
     </w:r>

--- a/klagomål/A 19314-2026 FSC-klagomål.docx
+++ b/klagomål/A 19314-2026 FSC-klagomål.docx
@@ -1146,7 +1146,7 @@
     <w:r>
       <w:tab/>
       <w:tab/>
-      <w:t>2026-06-15</w:t>
+      <w:t>2026-06-16</w:t>
       <w:br/>
       <w:br/>
     </w:r>

--- a/klagomål/A 19314-2026 FSC-klagomål.docx
+++ b/klagomål/A 19314-2026 FSC-klagomål.docx
@@ -1146,7 +1146,7 @@
     <w:r>
       <w:tab/>
       <w:tab/>
-      <w:t>2026-06-16</w:t>
+      <w:t>2026-06-17</w:t>
       <w:br/>
       <w:br/>
     </w:r>

--- a/klagomål/A 19314-2026 FSC-klagomål.docx
+++ b/klagomål/A 19314-2026 FSC-klagomål.docx
@@ -1,6 +1,6 @@
 
 <file path=word/document.xml><?xml version="1.0" encoding="utf-8"?>
-<w:document xmlns:wpc="http://schemas.microsoft.com/office/word/2010/wordprocessingCanvas" xmlns:cx="http://schemas.microsoft.com/office/drawing/2014/chartex" xmlns:cx1="http://schemas.microsoft.com/office/drawing/2015/9/8/chartex" xmlns:cx2="http://schemas.microsoft.com/office/drawing/2015/10/21/chartex" xmlns:cx3="http://schemas.microsoft.com/office/drawing/2016/5/9/chartex" xmlns:cx4="http://schemas.microsoft.com/office/drawing/2016/5/10/chartex" xmlns:cx5="http://schemas.microsoft.com/office/drawing/2016/5/11/chartex" xmlns:cx6="http://schemas.microsoft.com/office/drawing/2016/5/12/chartex" xmlns:cx7="http://schemas.microsoft.com/office/drawing/2016/5/13/chartex" xmlns:cx8="http://schemas.microsoft.com/office/drawing/2016/5/14/chartex" xmlns:mc="http://schemas.openxmlformats.org/markup-compatibility/2006" xmlns:aink="http://schemas.microsoft.com/office/drawing/2016/ink" xmlns:am3d="http://schemas.microsoft.com/office/drawing/2017/model3d" xmlns:o="urn:schemas-microsoft-com:office:office" xmlns:oel="http://schemas.microsoft.com/office/2019/extlst" xmlns:r="http://schemas.openxmlformats.org/officeDocument/2006/relationships" xmlns:m="http://schemas.openxmlformats.org/officeDocument/2006/math" xmlns:v="urn:schemas-microsoft-com:vml" xmlns:wp14="http://schemas.microsoft.com/office/word/2010/wordprocessingDrawing" xmlns:wp="http://schemas.openxmlformats.org/drawingml/2006/wordprocessingDrawing" xmlns:w10="urn:schemas-microsoft-com:office:word" xmlns:w="http://schemas.openxmlformats.org/wordprocessingml/2006/main" xmlns:w14="http://schemas.microsoft.com/office/word/2010/wordml" xmlns:w15="http://schemas.microsoft.com/office/word/2012/wordml" xmlns:w16cex="http://schemas.microsoft.com/office/word/2018/wordml/cex" xmlns:w16cid="http://schemas.microsoft.com/office/word/2016/wordml/cid" xmlns:w16="http://schemas.microsoft.com/office/word/2018/wordml" xmlns:w16sdtdh="http://schemas.microsoft.com/office/word/2020/wordml/sdtdatahash" xmlns:w16se="http://schemas.microsoft.com/office/word/2015/wordml/symex" xmlns:wpg="http://schemas.microsoft.com/office/word/2010/wordprocessingGroup" xmlns:wpi="http://schemas.microsoft.com/office/word/2010/wordprocessingInk" xmlns:wne="http://schemas.microsoft.com/office/word/2006/wordml" xmlns:wps="http://schemas.microsoft.com/office/word/2010/wordprocessingShape" mc:Ignorable="w14 w15 w16se w16cid w16 w16cex w16sdtdh wp14">
+<w:document xmlns:wpc="http://schemas.microsoft.com/office/word/2010/wordprocessingCanvas" xmlns:cx="http://schemas.microsoft.com/office/drawing/2014/chartex" xmlns:cx1="http://schemas.microsoft.com/office/drawing/2015/9/8/chartex" xmlns:cx2="http://schemas.microsoft.com/office/drawing/2015/10/21/chartex" xmlns:cx3="http://schemas.microsoft.com/office/drawing/2016/5/9/chartex" xmlns:cx4="http://schemas.microsoft.com/office/drawing/2016/5/10/chartex" xmlns:cx5="http://schemas.microsoft.com/office/drawing/2016/5/11/chartex" xmlns:cx6="http://schemas.microsoft.com/office/drawing/2016/5/12/chartex" xmlns:cx7="http://schemas.microsoft.com/office/drawing/2016/5/13/chartex" xmlns:cx8="http://schemas.microsoft.com/office/drawing/2016/5/14/chartex" xmlns:mc="http://schemas.openxmlformats.org/markup-compatibility/2006" xmlns:aink="http://schemas.microsoft.com/office/drawing/2016/ink" xmlns:am3d="http://schemas.microsoft.com/office/drawing/2017/model3d" xmlns:o="urn:schemas-microsoft-com:office:office" xmlns:oel="http://schemas.microsoft.com/office/2019/extlst" xmlns:r="http://schemas.openxmlformats.org/officeDocument/2006/relationships" xmlns:m="http://schemas.openxmlformats.org/officeDocument/2006/math" xmlns:v="urn:schemas-microsoft-com:vml" xmlns:wp14="http://schemas.microsoft.com/office/word/2010/wordprocessingDrawing" xmlns:wp="http://schemas.openxmlformats.org/drawingml/2006/wordprocessingDrawing" xmlns:w10="urn:schemas-microsoft-com:office:word" xmlns:w="http://schemas.openxmlformats.org/wordprocessingml/2006/main" xmlns:w14="http://schemas.microsoft.com/office/word/2010/wordml" xmlns:w15="http://schemas.microsoft.com/office/word/2012/wordml" xmlns:w16cex="http://schemas.microsoft.com/office/word/2018/wordml/cex" xmlns:w16cid="http://schemas.microsoft.com/office/word/2016/wordml/cid" xmlns:w16="http://schemas.microsoft.com/office/word/2018/wordml" xmlns:w16du="http://schemas.microsoft.com/office/word/2023/wordml/word16du" xmlns:w16sdtdh="http://schemas.microsoft.com/office/word/2020/wordml/sdtdatahash" xmlns:w16sdtfl="http://schemas.microsoft.com/office/word/2024/wordml/sdtformatlock" xmlns:w16se="http://schemas.microsoft.com/office/word/2015/wordml/symex" xmlns:wpg="http://schemas.microsoft.com/office/word/2010/wordprocessingGroup" xmlns:wpi="http://schemas.microsoft.com/office/word/2010/wordprocessingInk" xmlns:wne="http://schemas.microsoft.com/office/word/2006/wordml" xmlns:wps="http://schemas.microsoft.com/office/word/2010/wordprocessingShape" mc:Ignorable="w14 w15 w16se w16cid w16 w16cex w16sdtdh w16sdtfl w16du wp14">
   <w:body>
     <w:p>
       <w:r>
@@ -168,7 +168,7 @@
     </w:p>
     <w:p>
       <w:r>
-        <w:t>Detta dokument behandlar höga naturvärden i avverkningsanmälan A 19314-2026 i Sollefteå kommun. Denna avverkningsanmälan inkom 2026-04-21 09:15:42 och omfattar 0,8 ha.</w:t>
+        <w:t>Detta dokument behandlar höga naturvärden i avverkningsanmälan A 19314-2026 i Sollefteå kommun som inkom 2026-04-21 och omfattar 0,8 ha.</w:t>
       </w:r>
     </w:p>
     <w:p>
@@ -191,12 +191,15 @@
     </w:p>
     <w:p>
       <w:r>
-        <w:t>I avverkningsanmälan har följande 8 naturvårdsarter hittats: granticka (NT), lunglav (NT), ullticka (NT), bollvitmossa (S), gulnål (S), gytterlav (S), lappranunkel (S, §7) och skör kvastmossa (S). Av dessa är 3 rödlistade. För rödlistade arter har rödlistekategorin angivits inom parentes. Arter som är signalarter enligt Skogsstyrelsen har markerats med (S). För fridlysta arter anges även paragrafen i Artskyddsförordningen som arten är fridlyst enligt.</w:t>
+        <w:t>I och inom 9 meter från avverkningsanmälan har följande 8 naturvårdsarter hittats: lunglav (NT, T), ullticka (NT, T), vitgrynig nållav (NT), bollvitmossa (S, T), gulnål (S, T), gytterlav (S, T), lappranunkel (S, T, §7) och skör kvastmossa (S, T). Av dessa är 3 rödlistade. För rödlistade arter har rödlistekategorin angivits inom parentes. Arter som är signalarter enligt Skogsstyrelsen har markerats med (S). Typiska arter inom Natura 2000 som är kopplade till skogsekosystem har markerats med (T). För fridlysta arter anges även paragrafen i Artskyddsförordningen som arten är fridlyst enligt.</w:t>
       </w:r>
     </w:p>
     <w:p>
       <w:r>
-        <w:t>De påträffade naturvårdsarterna är ett tydligt kvitto på att detta rör sig om en skog med höga naturvärden. I Figur 1 visas en karta över det avverkningsanmälda området, där samtliga fyndplatser för naturvårdsarter som finns registrerade på Artportalen har markerats.</w:t>
+        <w:t>De påträffade naturvårdsarterna är ett tydligt kvitto på att det rör sig om en skog med höga naturvärden.</w:t>
+      </w:r>
+      <w:r>
+        <w:t xml:space="preserve"> I Figur 1 visas fyndplatser för naturvårdsarter i området, som finns registrerade på Artportalen.</w:t>
       </w:r>
     </w:p>
     <w:p>
@@ -206,7 +209,7 @@
       <w:r>
         <w:drawing>
           <wp:inline xmlns:a="http://schemas.openxmlformats.org/drawingml/2006/main" xmlns:pic="http://schemas.openxmlformats.org/drawingml/2006/picture">
-            <wp:extent cx="5486400" cy="4408124"/>
+            <wp:extent cx="5322212" cy="5688000"/>
             <wp:docPr id="1" name="Picture 1"/>
             <wp:cNvGraphicFramePr>
               <a:graphicFrameLocks noChangeAspect="1"/>
@@ -227,7 +230,7 @@
                   <pic:spPr>
                     <a:xfrm>
                       <a:off x="0" y="0"/>
-                      <a:ext cx="5486400" cy="4408124"/>
+                      <a:ext cx="5322212" cy="5688000"/>
                     </a:xfrm>
                     <a:prstGeom prst="rect"/>
                   </pic:spPr>
@@ -241,9 +244,65 @@
     <w:p>
       <w:pPr>
         <w:pStyle w:val="Caption"/>
+        <w:spacing w:after="240"/>
       </w:pPr>
       <w:r>
-        <w:t>Figur 1. Fyndplatser för naturvårdsarter i det avverkningsanmälda området (röd linje). Markörer utan svart kant är placerade på fyndplatsen. Markörer med svart kant är placerade vid sidan av fyndplatsen och har ett svart streck som visar fyndplatsens exakta position. Kartans mittpunktskoordinat är N 7053981, E 603183 i SWEREF 99 TM.</w:t>
+        <w:t>Figur 1. Fyndplatser för naturvårdsarter i och inom 9 meter från avverkningsanmälan (röd linje). Markörer utan svart kant är placerade på fyndplatsen. Markörer med svart kant är placerade vid sidan av fyndplatsen och har ett svart streck som visar fyndplatsens exakta position. Kartans mittpunktskoordinat är N 7053981, E 603183 i SWEREF 99 TM.</w:t>
+      </w:r>
+    </w:p>
+    <w:p>
+      <w:pPr>
+        <w:pStyle w:val="Heading2"/>
+      </w:pPr>
+      <w:r>
+        <w:t>Fridlysta arter</w:t>
+      </w:r>
+    </w:p>
+    <w:p>
+      <w:r>
+        <w:t>Följande fridlysta arter har sina livsmiljöer och växtplatser i den avverkningsanmälda skogen: lappranunkel (S, T, §7).</w:t>
+      </w:r>
+    </w:p>
+    <w:p>
+      <w:r>
+        <w:rPr>
+          <w:b/>
+        </w:rPr>
+        <w:t>Lappranunkel (§7)</w:t>
+      </w:r>
+      <w:r>
+        <w:t xml:space="preserve"> omfattas av EU:s art- och habitatdirektiv och är fridlyst enligt 7 § artskyddsförordningen vilket innebär att artens livsmiljöer inte får förstöras. Den är knuten till granskogsmiljöer med ytligt liggande markvatten och konstant hög luftfuktighet. Arten är känslig för kalavverkning och markskador men kan kortvarigt står kvar en tid i fuktsvackor efter en avverkning. Lokaler med lappranunkel får inte avverkas. Lappranunkel är typisk art för </w:t>
+      </w:r>
+      <w:r>
+        <w:rPr>
+          <w:i/>
+        </w:rPr>
+        <w:t xml:space="preserve">9010 Taiga, 7160 Källor och källkärr </w:t>
+      </w:r>
+      <w:r>
+        <w:t>och</w:t>
+      </w:r>
+      <w:r>
+        <w:rPr>
+          <w:i/>
+        </w:rPr>
+        <w:t xml:space="preserve"> 9050 Näringsrik granskog</w:t>
+      </w:r>
+      <w:r>
+        <w:t xml:space="preserve"> (Nitare &amp; Skogsstyrelsen, 2019; SLU Artdatabanken, 2024).</w:t>
+      </w:r>
+    </w:p>
+    <w:p>
+      <w:r>
+        <w:t>I BILAGA 1 finns mer detaljerad information om ekologi samt krav på livsmiljö hos fridlysta arter.</w:t>
+      </w:r>
+    </w:p>
+    <w:p>
+      <w:pPr>
+        <w:pStyle w:val="Heading2"/>
+      </w:pPr>
+      <w:r>
+        <w:t>Övriga naturvårdsarter</w:t>
       </w:r>
     </w:p>
     <w:p>
@@ -280,44 +339,6 @@
         <w:rPr>
           <w:b/>
         </w:rPr>
-        <w:t>Granticka</w:t>
-      </w:r>
-      <w:r>
-        <w:t xml:space="preserve"> förekommer främst i äldre skogar med naturskogskaraktär, liksom i dimensionsavverkade och plockhuggna skogar. I äldre grannaturskog i norra Sverige är den alltjämt en förhållandevis vanlig karaktärsart, medan den längre söderut blir allt mer sällsynt. I Götaland och delar av Svealand är den en god signalart för skyddsvärda granskogsmiljöer. Arten bedöms ha minskat starkt under senare år på grund av skogsavverkningar, då den framför allt växer i äldre granskog med långvarig grankontinuitet. I urskogsliknande bestånd i norra Sverige kan ibland påträffas den mycket sällsynta tickan grantickeporing (VU), som lever på döda grantickor. Det som tidigare inbegripit grantickan har visat sig röra sig om två arter; tajgagranticka </w:t>
-      </w:r>
-      <w:r>
-        <w:rPr>
-          <w:i/>
-        </w:rPr>
-        <w:t>Porodaedalea abietis</w:t>
-      </w:r>
-      <w:r>
-        <w:t xml:space="preserve"> (LC) och </w:t>
-      </w:r>
-      <w:r>
-        <w:rPr>
-          <w:i/>
-        </w:rPr>
-        <w:t>Porodaedalea chrysoloma</w:t>
-      </w:r>
-      <w:r>
-        <w:t xml:space="preserve"> (DD). Den nordligare arten, tajgagranticka, bildar större fruktkroppar och har sin främsta förekomst i norra Sverige, medan den mer tunnköttiga arten, </w:t>
-      </w:r>
-      <w:r>
-        <w:rPr>
-          <w:i/>
-        </w:rPr>
-        <w:t>P. chrysoloma</w:t>
-      </w:r>
-      <w:r>
-        <w:t>, förekommer i sydöstra Sverige och på Gotland (SLU Artdatabanken, 2026; Nitare &amp; Skogsstyrelsen, 2019).</w:t>
-      </w:r>
-    </w:p>
-    <w:p>
-      <w:r>
-        <w:rPr>
-          <w:b/>
-        </w:rPr>
         <w:t>Gulnål</w:t>
       </w:r>
       <w:r>
@@ -495,50 +516,14 @@
       </w:r>
     </w:p>
     <w:p>
-      <w:pPr>
-        <w:pStyle w:val="Heading1"/>
-      </w:pPr>
-      <w:r>
-        <w:t>Fridlysta arter</w:t>
-      </w:r>
-    </w:p>
-    <w:p>
-      <w:r>
-        <w:t>Följande fridlysta arter har sina livsmiljöer och växtplatser i den avverkningsanmälda skogen: lappranunkel (S, §7).</w:t>
-      </w:r>
-    </w:p>
-    <w:p>
       <w:r>
         <w:rPr>
           <w:b/>
         </w:rPr>
-        <w:t>Lappranunkel (§7)</w:t>
-      </w:r>
-      <w:r>
-        <w:t xml:space="preserve"> omfattas av EU:s art- och habitatdirektiv och är fridlyst enligt 7 § artskyddsförordningen vilket innebär att artens livsmiljöer inte får förstöras. Den är knuten till granskogsmiljöer med ytligt liggande markvatten och konstant hög luftfuktighet. Arten är känslig för kalavverkning och markskador men kan kortvarigt står kvar en tid i fuktsvackor efter en avverkning. Lokaler med lappranunkel får inte avverkas. Lappranunkel är typisk art för </w:t>
-      </w:r>
-      <w:r>
-        <w:rPr>
-          <w:i/>
-        </w:rPr>
-        <w:t xml:space="preserve">9010 Taiga, 7160 Källor och källkärr </w:t>
-      </w:r>
-      <w:r>
-        <w:t>och</w:t>
-      </w:r>
-      <w:r>
-        <w:rPr>
-          <w:i/>
-        </w:rPr>
-        <w:t xml:space="preserve"> 9050 Näringsrik granskog</w:t>
-      </w:r>
-      <w:r>
-        <w:t xml:space="preserve"> (Nitare &amp; Skogsstyrelsen, 2019; SLU Artdatabanken, 2024).</w:t>
-      </w:r>
-    </w:p>
-    <w:p>
-      <w:r>
-        <w:t>I BILAGA 1 finns mer detaljerad information om ekologi samt krav på livsmiljö hos fridlysta arter.</w:t>
+        <w:t>Vitgrynig nållav (NT)</w:t>
+      </w:r>
+      <w:r>
+        <w:t xml:space="preserve"> växer nästan uteslutande på bark av gamla, senvuxna granar i skuggiga lägen med hög och jämn luftfuktighet. Den vanligaste naturtypen för arten är kontinuitetsskogar på frisk mark men den finns också i sumpgranskogar. På lång sikt utgör avverkningar av olikåldriga granskogar av naturskogskaraktär ett allvarligt hot mot arten och skogsbruksåtgärder på eller i närheten av växtplatserna bör undvikas. Naturskogsartade, fuktiga granskogar med förekomster av arten signalerar höga biologiska värden och bör bevaras (SLU Artdatabanken, 2024; Nitare &amp; Skogsstyrelsen, 2019).</w:t>
       </w:r>
     </w:p>
     <w:p>
@@ -1036,7 +1021,7 @@
 </file>
 
 <file path=word/endnotes.xml><?xml version="1.0" encoding="utf-8"?>
-<w:endnotes xmlns:wpc="http://schemas.microsoft.com/office/word/2010/wordprocessingCanvas" xmlns:cx="http://schemas.microsoft.com/office/drawing/2014/chartex" xmlns:cx1="http://schemas.microsoft.com/office/drawing/2015/9/8/chartex" xmlns:cx2="http://schemas.microsoft.com/office/drawing/2015/10/21/chartex" xmlns:cx3="http://schemas.microsoft.com/office/drawing/2016/5/9/chartex" xmlns:cx4="http://schemas.microsoft.com/office/drawing/2016/5/10/chartex" xmlns:cx5="http://schemas.microsoft.com/office/drawing/2016/5/11/chartex" xmlns:cx6="http://schemas.microsoft.com/office/drawing/2016/5/12/chartex" xmlns:cx7="http://schemas.microsoft.com/office/drawing/2016/5/13/chartex" xmlns:cx8="http://schemas.microsoft.com/office/drawing/2016/5/14/chartex" xmlns:mc="http://schemas.openxmlformats.org/markup-compatibility/2006" xmlns:aink="http://schemas.microsoft.com/office/drawing/2016/ink" xmlns:am3d="http://schemas.microsoft.com/office/drawing/2017/model3d" xmlns:o="urn:schemas-microsoft-com:office:office" xmlns:oel="http://schemas.microsoft.com/office/2019/extlst" xmlns:r="http://schemas.openxmlformats.org/officeDocument/2006/relationships" xmlns:m="http://schemas.openxmlformats.org/officeDocument/2006/math" xmlns:v="urn:schemas-microsoft-com:vml" xmlns:wp14="http://schemas.microsoft.com/office/word/2010/wordprocessingDrawing" xmlns:wp="http://schemas.openxmlformats.org/drawingml/2006/wordprocessingDrawing" xmlns:w10="urn:schemas-microsoft-com:office:word" xmlns:w="http://schemas.openxmlformats.org/wordprocessingml/2006/main" xmlns:w14="http://schemas.microsoft.com/office/word/2010/wordml" xmlns:w15="http://schemas.microsoft.com/office/word/2012/wordml" xmlns:w16cex="http://schemas.microsoft.com/office/word/2018/wordml/cex" xmlns:w16cid="http://schemas.microsoft.com/office/word/2016/wordml/cid" xmlns:w16="http://schemas.microsoft.com/office/word/2018/wordml" xmlns:w16sdtdh="http://schemas.microsoft.com/office/word/2020/wordml/sdtdatahash" xmlns:w16se="http://schemas.microsoft.com/office/word/2015/wordml/symex" xmlns:wpg="http://schemas.microsoft.com/office/word/2010/wordprocessingGroup" xmlns:wpi="http://schemas.microsoft.com/office/word/2010/wordprocessingInk" xmlns:wne="http://schemas.microsoft.com/office/word/2006/wordml" xmlns:wps="http://schemas.microsoft.com/office/word/2010/wordprocessingShape" mc:Ignorable="w14 w15 w16se w16cid w16 w16cex w16sdtdh wp14">
+<w:endnotes xmlns:wpc="http://schemas.microsoft.com/office/word/2010/wordprocessingCanvas" xmlns:cx="http://schemas.microsoft.com/office/drawing/2014/chartex" xmlns:cx1="http://schemas.microsoft.com/office/drawing/2015/9/8/chartex" xmlns:cx2="http://schemas.microsoft.com/office/drawing/2015/10/21/chartex" xmlns:cx3="http://schemas.microsoft.com/office/drawing/2016/5/9/chartex" xmlns:cx4="http://schemas.microsoft.com/office/drawing/2016/5/10/chartex" xmlns:cx5="http://schemas.microsoft.com/office/drawing/2016/5/11/chartex" xmlns:cx6="http://schemas.microsoft.com/office/drawing/2016/5/12/chartex" xmlns:cx7="http://schemas.microsoft.com/office/drawing/2016/5/13/chartex" xmlns:cx8="http://schemas.microsoft.com/office/drawing/2016/5/14/chartex" xmlns:mc="http://schemas.openxmlformats.org/markup-compatibility/2006" xmlns:aink="http://schemas.microsoft.com/office/drawing/2016/ink" xmlns:am3d="http://schemas.microsoft.com/office/drawing/2017/model3d" xmlns:o="urn:schemas-microsoft-com:office:office" xmlns:oel="http://schemas.microsoft.com/office/2019/extlst" xmlns:r="http://schemas.openxmlformats.org/officeDocument/2006/relationships" xmlns:m="http://schemas.openxmlformats.org/officeDocument/2006/math" xmlns:v="urn:schemas-microsoft-com:vml" xmlns:wp14="http://schemas.microsoft.com/office/word/2010/wordprocessingDrawing" xmlns:wp="http://schemas.openxmlformats.org/drawingml/2006/wordprocessingDrawing" xmlns:w10="urn:schemas-microsoft-com:office:word" xmlns:w="http://schemas.openxmlformats.org/wordprocessingml/2006/main" xmlns:w14="http://schemas.microsoft.com/office/word/2010/wordml" xmlns:w15="http://schemas.microsoft.com/office/word/2012/wordml" xmlns:w16cex="http://schemas.microsoft.com/office/word/2018/wordml/cex" xmlns:w16cid="http://schemas.microsoft.com/office/word/2016/wordml/cid" xmlns:w16="http://schemas.microsoft.com/office/word/2018/wordml" xmlns:w16du="http://schemas.microsoft.com/office/word/2023/wordml/word16du" xmlns:w16sdtdh="http://schemas.microsoft.com/office/word/2020/wordml/sdtdatahash" xmlns:w16sdtfl="http://schemas.microsoft.com/office/word/2024/wordml/sdtformatlock" xmlns:w16se="http://schemas.microsoft.com/office/word/2015/wordml/symex" xmlns:wpg="http://schemas.microsoft.com/office/word/2010/wordprocessingGroup" xmlns:wpi="http://schemas.microsoft.com/office/word/2010/wordprocessingInk" xmlns:wne="http://schemas.microsoft.com/office/word/2006/wordml" xmlns:wps="http://schemas.microsoft.com/office/word/2010/wordprocessingShape" mc:Ignorable="w14 w15 w16se w16cid w16 w16cex w16sdtdh w16sdtfl w16du wp14">
   <w:endnote w:type="separator" w:id="-1">
     <w:p>
       <w:pPr>
@@ -1061,7 +1046,7 @@
 </file>
 
 <file path=word/footer1.xml><?xml version="1.0" encoding="utf-8"?>
-<w:ftr xmlns:wpc="http://schemas.microsoft.com/office/word/2010/wordprocessingCanvas" xmlns:cx="http://schemas.microsoft.com/office/drawing/2014/chartex" xmlns:cx1="http://schemas.microsoft.com/office/drawing/2015/9/8/chartex" xmlns:cx2="http://schemas.microsoft.com/office/drawing/2015/10/21/chartex" xmlns:cx3="http://schemas.microsoft.com/office/drawing/2016/5/9/chartex" xmlns:cx4="http://schemas.microsoft.com/office/drawing/2016/5/10/chartex" xmlns:cx5="http://schemas.microsoft.com/office/drawing/2016/5/11/chartex" xmlns:cx6="http://schemas.microsoft.com/office/drawing/2016/5/12/chartex" xmlns:cx7="http://schemas.microsoft.com/office/drawing/2016/5/13/chartex" xmlns:cx8="http://schemas.microsoft.com/office/drawing/2016/5/14/chartex" xmlns:mc="http://schemas.openxmlformats.org/markup-compatibility/2006" xmlns:aink="http://schemas.microsoft.com/office/drawing/2016/ink" xmlns:am3d="http://schemas.microsoft.com/office/drawing/2017/model3d" xmlns:o="urn:schemas-microsoft-com:office:office" xmlns:oel="http://schemas.microsoft.com/office/2019/extlst" xmlns:r="http://schemas.openxmlformats.org/officeDocument/2006/relationships" xmlns:m="http://schemas.openxmlformats.org/officeDocument/2006/math" xmlns:v="urn:schemas-microsoft-com:vml" xmlns:wp14="http://schemas.microsoft.com/office/word/2010/wordprocessingDrawing" xmlns:wp="http://schemas.openxmlformats.org/drawingml/2006/wordprocessingDrawing" xmlns:w10="urn:schemas-microsoft-com:office:word" xmlns:w="http://schemas.openxmlformats.org/wordprocessingml/2006/main" xmlns:w14="http://schemas.microsoft.com/office/word/2010/wordml" xmlns:w15="http://schemas.microsoft.com/office/word/2012/wordml" xmlns:w16cex="http://schemas.microsoft.com/office/word/2018/wordml/cex" xmlns:w16cid="http://schemas.microsoft.com/office/word/2016/wordml/cid" xmlns:w16="http://schemas.microsoft.com/office/word/2018/wordml" xmlns:w16sdtdh="http://schemas.microsoft.com/office/word/2020/wordml/sdtdatahash" xmlns:w16se="http://schemas.microsoft.com/office/word/2015/wordml/symex" xmlns:wpg="http://schemas.microsoft.com/office/word/2010/wordprocessingGroup" xmlns:wpi="http://schemas.microsoft.com/office/word/2010/wordprocessingInk" xmlns:wne="http://schemas.microsoft.com/office/word/2006/wordml" xmlns:wps="http://schemas.microsoft.com/office/word/2010/wordprocessingShape" mc:Ignorable="w14 w15 w16se w16cid w16 w16cex w16sdtdh wp14">
+<w:ftr xmlns:wpc="http://schemas.microsoft.com/office/word/2010/wordprocessingCanvas" xmlns:cx="http://schemas.microsoft.com/office/drawing/2014/chartex" xmlns:cx1="http://schemas.microsoft.com/office/drawing/2015/9/8/chartex" xmlns:cx2="http://schemas.microsoft.com/office/drawing/2015/10/21/chartex" xmlns:cx3="http://schemas.microsoft.com/office/drawing/2016/5/9/chartex" xmlns:cx4="http://schemas.microsoft.com/office/drawing/2016/5/10/chartex" xmlns:cx5="http://schemas.microsoft.com/office/drawing/2016/5/11/chartex" xmlns:cx6="http://schemas.microsoft.com/office/drawing/2016/5/12/chartex" xmlns:cx7="http://schemas.microsoft.com/office/drawing/2016/5/13/chartex" xmlns:cx8="http://schemas.microsoft.com/office/drawing/2016/5/14/chartex" xmlns:mc="http://schemas.openxmlformats.org/markup-compatibility/2006" xmlns:aink="http://schemas.microsoft.com/office/drawing/2016/ink" xmlns:am3d="http://schemas.microsoft.com/office/drawing/2017/model3d" xmlns:o="urn:schemas-microsoft-com:office:office" xmlns:oel="http://schemas.microsoft.com/office/2019/extlst" xmlns:r="http://schemas.openxmlformats.org/officeDocument/2006/relationships" xmlns:m="http://schemas.openxmlformats.org/officeDocument/2006/math" xmlns:v="urn:schemas-microsoft-com:vml" xmlns:wp14="http://schemas.microsoft.com/office/word/2010/wordprocessingDrawing" xmlns:wp="http://schemas.openxmlformats.org/drawingml/2006/wordprocessingDrawing" xmlns:w10="urn:schemas-microsoft-com:office:word" xmlns:w="http://schemas.openxmlformats.org/wordprocessingml/2006/main" xmlns:w14="http://schemas.microsoft.com/office/word/2010/wordml" xmlns:w15="http://schemas.microsoft.com/office/word/2012/wordml" xmlns:w16cex="http://schemas.microsoft.com/office/word/2018/wordml/cex" xmlns:w16cid="http://schemas.microsoft.com/office/word/2016/wordml/cid" xmlns:w16="http://schemas.microsoft.com/office/word/2018/wordml" xmlns:w16du="http://schemas.microsoft.com/office/word/2023/wordml/word16du" xmlns:w16sdtdh="http://schemas.microsoft.com/office/word/2020/wordml/sdtdatahash" xmlns:w16sdtfl="http://schemas.microsoft.com/office/word/2024/wordml/sdtformatlock" xmlns:w16se="http://schemas.microsoft.com/office/word/2015/wordml/symex" xmlns:wpg="http://schemas.microsoft.com/office/word/2010/wordprocessingGroup" xmlns:wpi="http://schemas.microsoft.com/office/word/2010/wordprocessingInk" xmlns:wne="http://schemas.microsoft.com/office/word/2006/wordml" xmlns:wps="http://schemas.microsoft.com/office/word/2010/wordprocessingShape" mc:Ignorable="w14 w15 w16se w16cid w16 w16cex w16sdtdh w16sdtfl w16du wp14">
   <w:p>
     <w:pPr>
       <w:pStyle w:val="Footer"/>
@@ -1071,7 +1056,7 @@
 </file>
 
 <file path=word/footer2.xml><?xml version="1.0" encoding="utf-8"?>
-<w:ftr xmlns:wpc="http://schemas.microsoft.com/office/word/2010/wordprocessingCanvas" xmlns:cx="http://schemas.microsoft.com/office/drawing/2014/chartex" xmlns:cx1="http://schemas.microsoft.com/office/drawing/2015/9/8/chartex" xmlns:cx2="http://schemas.microsoft.com/office/drawing/2015/10/21/chartex" xmlns:cx3="http://schemas.microsoft.com/office/drawing/2016/5/9/chartex" xmlns:cx4="http://schemas.microsoft.com/office/drawing/2016/5/10/chartex" xmlns:cx5="http://schemas.microsoft.com/office/drawing/2016/5/11/chartex" xmlns:cx6="http://schemas.microsoft.com/office/drawing/2016/5/12/chartex" xmlns:cx7="http://schemas.microsoft.com/office/drawing/2016/5/13/chartex" xmlns:cx8="http://schemas.microsoft.com/office/drawing/2016/5/14/chartex" xmlns:mc="http://schemas.openxmlformats.org/markup-compatibility/2006" xmlns:aink="http://schemas.microsoft.com/office/drawing/2016/ink" xmlns:am3d="http://schemas.microsoft.com/office/drawing/2017/model3d" xmlns:o="urn:schemas-microsoft-com:office:office" xmlns:oel="http://schemas.microsoft.com/office/2019/extlst" xmlns:r="http://schemas.openxmlformats.org/officeDocument/2006/relationships" xmlns:m="http://schemas.openxmlformats.org/officeDocument/2006/math" xmlns:v="urn:schemas-microsoft-com:vml" xmlns:wp14="http://schemas.microsoft.com/office/word/2010/wordprocessingDrawing" xmlns:wp="http://schemas.openxmlformats.org/drawingml/2006/wordprocessingDrawing" xmlns:w10="urn:schemas-microsoft-com:office:word" xmlns:w="http://schemas.openxmlformats.org/wordprocessingml/2006/main" xmlns:w14="http://schemas.microsoft.com/office/word/2010/wordml" xmlns:w15="http://schemas.microsoft.com/office/word/2012/wordml" xmlns:w16cex="http://schemas.microsoft.com/office/word/2018/wordml/cex" xmlns:w16cid="http://schemas.microsoft.com/office/word/2016/wordml/cid" xmlns:w16="http://schemas.microsoft.com/office/word/2018/wordml" xmlns:w16sdtdh="http://schemas.microsoft.com/office/word/2020/wordml/sdtdatahash" xmlns:w16se="http://schemas.microsoft.com/office/word/2015/wordml/symex" xmlns:wpg="http://schemas.microsoft.com/office/word/2010/wordprocessingGroup" xmlns:wpi="http://schemas.microsoft.com/office/word/2010/wordprocessingInk" xmlns:wne="http://schemas.microsoft.com/office/word/2006/wordml" xmlns:wps="http://schemas.microsoft.com/office/word/2010/wordprocessingShape" mc:Ignorable="w14 w15 w16se w16cid w16 w16cex w16sdtdh wp14">
+<w:ftr xmlns:wpc="http://schemas.microsoft.com/office/word/2010/wordprocessingCanvas" xmlns:cx="http://schemas.microsoft.com/office/drawing/2014/chartex" xmlns:cx1="http://schemas.microsoft.com/office/drawing/2015/9/8/chartex" xmlns:cx2="http://schemas.microsoft.com/office/drawing/2015/10/21/chartex" xmlns:cx3="http://schemas.microsoft.com/office/drawing/2016/5/9/chartex" xmlns:cx4="http://schemas.microsoft.com/office/drawing/2016/5/10/chartex" xmlns:cx5="http://schemas.microsoft.com/office/drawing/2016/5/11/chartex" xmlns:cx6="http://schemas.microsoft.com/office/drawing/2016/5/12/chartex" xmlns:cx7="http://schemas.microsoft.com/office/drawing/2016/5/13/chartex" xmlns:cx8="http://schemas.microsoft.com/office/drawing/2016/5/14/chartex" xmlns:mc="http://schemas.openxmlformats.org/markup-compatibility/2006" xmlns:aink="http://schemas.microsoft.com/office/drawing/2016/ink" xmlns:am3d="http://schemas.microsoft.com/office/drawing/2017/model3d" xmlns:o="urn:schemas-microsoft-com:office:office" xmlns:oel="http://schemas.microsoft.com/office/2019/extlst" xmlns:r="http://schemas.openxmlformats.org/officeDocument/2006/relationships" xmlns:m="http://schemas.openxmlformats.org/officeDocument/2006/math" xmlns:v="urn:schemas-microsoft-com:vml" xmlns:wp14="http://schemas.microsoft.com/office/word/2010/wordprocessingDrawing" xmlns:wp="http://schemas.openxmlformats.org/drawingml/2006/wordprocessingDrawing" xmlns:w10="urn:schemas-microsoft-com:office:word" xmlns:w="http://schemas.openxmlformats.org/wordprocessingml/2006/main" xmlns:w14="http://schemas.microsoft.com/office/word/2010/wordml" xmlns:w15="http://schemas.microsoft.com/office/word/2012/wordml" xmlns:w16cex="http://schemas.microsoft.com/office/word/2018/wordml/cex" xmlns:w16cid="http://schemas.microsoft.com/office/word/2016/wordml/cid" xmlns:w16="http://schemas.microsoft.com/office/word/2018/wordml" xmlns:w16du="http://schemas.microsoft.com/office/word/2023/wordml/word16du" xmlns:w16sdtdh="http://schemas.microsoft.com/office/word/2020/wordml/sdtdatahash" xmlns:w16sdtfl="http://schemas.microsoft.com/office/word/2024/wordml/sdtformatlock" xmlns:w16se="http://schemas.microsoft.com/office/word/2015/wordml/symex" xmlns:wpg="http://schemas.microsoft.com/office/word/2010/wordprocessingGroup" xmlns:wpi="http://schemas.microsoft.com/office/word/2010/wordprocessingInk" xmlns:wne="http://schemas.microsoft.com/office/word/2006/wordml" xmlns:wps="http://schemas.microsoft.com/office/word/2010/wordprocessingShape" mc:Ignorable="w14 w15 w16se w16cid w16 w16cex w16sdtdh w16sdtfl w16du wp14">
   <w:p>
     <w:pPr>
       <w:pStyle w:val="Footer"/>
@@ -1081,7 +1066,7 @@
 </file>
 
 <file path=word/footer3.xml><?xml version="1.0" encoding="utf-8"?>
-<w:ftr xmlns:wpc="http://schemas.microsoft.com/office/word/2010/wordprocessingCanvas" xmlns:cx="http://schemas.microsoft.com/office/drawing/2014/chartex" xmlns:cx1="http://schemas.microsoft.com/office/drawing/2015/9/8/chartex" xmlns:cx2="http://schemas.microsoft.com/office/drawing/2015/10/21/chartex" xmlns:cx3="http://schemas.microsoft.com/office/drawing/2016/5/9/chartex" xmlns:cx4="http://schemas.microsoft.com/office/drawing/2016/5/10/chartex" xmlns:cx5="http://schemas.microsoft.com/office/drawing/2016/5/11/chartex" xmlns:cx6="http://schemas.microsoft.com/office/drawing/2016/5/12/chartex" xmlns:cx7="http://schemas.microsoft.com/office/drawing/2016/5/13/chartex" xmlns:cx8="http://schemas.microsoft.com/office/drawing/2016/5/14/chartex" xmlns:mc="http://schemas.openxmlformats.org/markup-compatibility/2006" xmlns:aink="http://schemas.microsoft.com/office/drawing/2016/ink" xmlns:am3d="http://schemas.microsoft.com/office/drawing/2017/model3d" xmlns:o="urn:schemas-microsoft-com:office:office" xmlns:oel="http://schemas.microsoft.com/office/2019/extlst" xmlns:r="http://schemas.openxmlformats.org/officeDocument/2006/relationships" xmlns:m="http://schemas.openxmlformats.org/officeDocument/2006/math" xmlns:v="urn:schemas-microsoft-com:vml" xmlns:wp14="http://schemas.microsoft.com/office/word/2010/wordprocessingDrawing" xmlns:wp="http://schemas.openxmlformats.org/drawingml/2006/wordprocessingDrawing" xmlns:w10="urn:schemas-microsoft-com:office:word" xmlns:w="http://schemas.openxmlformats.org/wordprocessingml/2006/main" xmlns:w14="http://schemas.microsoft.com/office/word/2010/wordml" xmlns:w15="http://schemas.microsoft.com/office/word/2012/wordml" xmlns:w16cex="http://schemas.microsoft.com/office/word/2018/wordml/cex" xmlns:w16cid="http://schemas.microsoft.com/office/word/2016/wordml/cid" xmlns:w16="http://schemas.microsoft.com/office/word/2018/wordml" xmlns:w16sdtdh="http://schemas.microsoft.com/office/word/2020/wordml/sdtdatahash" xmlns:w16se="http://schemas.microsoft.com/office/word/2015/wordml/symex" xmlns:wpg="http://schemas.microsoft.com/office/word/2010/wordprocessingGroup" xmlns:wpi="http://schemas.microsoft.com/office/word/2010/wordprocessingInk" xmlns:wne="http://schemas.microsoft.com/office/word/2006/wordml" xmlns:wps="http://schemas.microsoft.com/office/word/2010/wordprocessingShape" mc:Ignorable="w14 w15 w16se w16cid w16 w16cex w16sdtdh wp14">
+<w:ftr xmlns:wpc="http://schemas.microsoft.com/office/word/2010/wordprocessingCanvas" xmlns:cx="http://schemas.microsoft.com/office/drawing/2014/chartex" xmlns:cx1="http://schemas.microsoft.com/office/drawing/2015/9/8/chartex" xmlns:cx2="http://schemas.microsoft.com/office/drawing/2015/10/21/chartex" xmlns:cx3="http://schemas.microsoft.com/office/drawing/2016/5/9/chartex" xmlns:cx4="http://schemas.microsoft.com/office/drawing/2016/5/10/chartex" xmlns:cx5="http://schemas.microsoft.com/office/drawing/2016/5/11/chartex" xmlns:cx6="http://schemas.microsoft.com/office/drawing/2016/5/12/chartex" xmlns:cx7="http://schemas.microsoft.com/office/drawing/2016/5/13/chartex" xmlns:cx8="http://schemas.microsoft.com/office/drawing/2016/5/14/chartex" xmlns:mc="http://schemas.openxmlformats.org/markup-compatibility/2006" xmlns:aink="http://schemas.microsoft.com/office/drawing/2016/ink" xmlns:am3d="http://schemas.microsoft.com/office/drawing/2017/model3d" xmlns:o="urn:schemas-microsoft-com:office:office" xmlns:oel="http://schemas.microsoft.com/office/2019/extlst" xmlns:r="http://schemas.openxmlformats.org/officeDocument/2006/relationships" xmlns:m="http://schemas.openxmlformats.org/officeDocument/2006/math" xmlns:v="urn:schemas-microsoft-com:vml" xmlns:wp14="http://schemas.microsoft.com/office/word/2010/wordprocessingDrawing" xmlns:wp="http://schemas.openxmlformats.org/drawingml/2006/wordprocessingDrawing" xmlns:w10="urn:schemas-microsoft-com:office:word" xmlns:w="http://schemas.openxmlformats.org/wordprocessingml/2006/main" xmlns:w14="http://schemas.microsoft.com/office/word/2010/wordml" xmlns:w15="http://schemas.microsoft.com/office/word/2012/wordml" xmlns:w16cex="http://schemas.microsoft.com/office/word/2018/wordml/cex" xmlns:w16cid="http://schemas.microsoft.com/office/word/2016/wordml/cid" xmlns:w16="http://schemas.microsoft.com/office/word/2018/wordml" xmlns:w16du="http://schemas.microsoft.com/office/word/2023/wordml/word16du" xmlns:w16sdtdh="http://schemas.microsoft.com/office/word/2020/wordml/sdtdatahash" xmlns:w16sdtfl="http://schemas.microsoft.com/office/word/2024/wordml/sdtformatlock" xmlns:w16se="http://schemas.microsoft.com/office/word/2015/wordml/symex" xmlns:wpg="http://schemas.microsoft.com/office/word/2010/wordprocessingGroup" xmlns:wpi="http://schemas.microsoft.com/office/word/2010/wordprocessingInk" xmlns:wne="http://schemas.microsoft.com/office/word/2006/wordml" xmlns:wps="http://schemas.microsoft.com/office/word/2010/wordprocessingShape" mc:Ignorable="w14 w15 w16se w16cid w16 w16cex w16sdtdh w16sdtfl w16du wp14">
   <w:p>
     <w:pPr>
       <w:pStyle w:val="Footer"/>
@@ -1091,7 +1076,7 @@
 </file>
 
 <file path=word/footnotes.xml><?xml version="1.0" encoding="utf-8"?>
-<w:footnotes xmlns:wpc="http://schemas.microsoft.com/office/word/2010/wordprocessingCanvas" xmlns:cx="http://schemas.microsoft.com/office/drawing/2014/chartex" xmlns:cx1="http://schemas.microsoft.com/office/drawing/2015/9/8/chartex" xmlns:cx2="http://schemas.microsoft.com/office/drawing/2015/10/21/chartex" xmlns:cx3="http://schemas.microsoft.com/office/drawing/2016/5/9/chartex" xmlns:cx4="http://schemas.microsoft.com/office/drawing/2016/5/10/chartex" xmlns:cx5="http://schemas.microsoft.com/office/drawing/2016/5/11/chartex" xmlns:cx6="http://schemas.microsoft.com/office/drawing/2016/5/12/chartex" xmlns:cx7="http://schemas.microsoft.com/office/drawing/2016/5/13/chartex" xmlns:cx8="http://schemas.microsoft.com/office/drawing/2016/5/14/chartex" xmlns:mc="http://schemas.openxmlformats.org/markup-compatibility/2006" xmlns:aink="http://schemas.microsoft.com/office/drawing/2016/ink" xmlns:am3d="http://schemas.microsoft.com/office/drawing/2017/model3d" xmlns:o="urn:schemas-microsoft-com:office:office" xmlns:oel="http://schemas.microsoft.com/office/2019/extlst" xmlns:r="http://schemas.openxmlformats.org/officeDocument/2006/relationships" xmlns:m="http://schemas.openxmlformats.org/officeDocument/2006/math" xmlns:v="urn:schemas-microsoft-com:vml" xmlns:wp14="http://schemas.microsoft.com/office/word/2010/wordprocessingDrawing" xmlns:wp="http://schemas.openxmlformats.org/drawingml/2006/wordprocessingDrawing" xmlns:w10="urn:schemas-microsoft-com:office:word" xmlns:w="http://schemas.openxmlformats.org/wordprocessingml/2006/main" xmlns:w14="http://schemas.microsoft.com/office/word/2010/wordml" xmlns:w15="http://schemas.microsoft.com/office/word/2012/wordml" xmlns:w16cex="http://schemas.microsoft.com/office/word/2018/wordml/cex" xmlns:w16cid="http://schemas.microsoft.com/office/word/2016/wordml/cid" xmlns:w16="http://schemas.microsoft.com/office/word/2018/wordml" xmlns:w16sdtdh="http://schemas.microsoft.com/office/word/2020/wordml/sdtdatahash" xmlns:w16se="http://schemas.microsoft.com/office/word/2015/wordml/symex" xmlns:wpg="http://schemas.microsoft.com/office/word/2010/wordprocessingGroup" xmlns:wpi="http://schemas.microsoft.com/office/word/2010/wordprocessingInk" xmlns:wne="http://schemas.microsoft.com/office/word/2006/wordml" xmlns:wps="http://schemas.microsoft.com/office/word/2010/wordprocessingShape" mc:Ignorable="w14 w15 w16se w16cid w16 w16cex w16sdtdh wp14">
+<w:footnotes xmlns:wpc="http://schemas.microsoft.com/office/word/2010/wordprocessingCanvas" xmlns:cx="http://schemas.microsoft.com/office/drawing/2014/chartex" xmlns:cx1="http://schemas.microsoft.com/office/drawing/2015/9/8/chartex" xmlns:cx2="http://schemas.microsoft.com/office/drawing/2015/10/21/chartex" xmlns:cx3="http://schemas.microsoft.com/office/drawing/2016/5/9/chartex" xmlns:cx4="http://schemas.microsoft.com/office/drawing/2016/5/10/chartex" xmlns:cx5="http://schemas.microsoft.com/office/drawing/2016/5/11/chartex" xmlns:cx6="http://schemas.microsoft.com/office/drawing/2016/5/12/chartex" xmlns:cx7="http://schemas.microsoft.com/office/drawing/2016/5/13/chartex" xmlns:cx8="http://schemas.microsoft.com/office/drawing/2016/5/14/chartex" xmlns:mc="http://schemas.openxmlformats.org/markup-compatibility/2006" xmlns:aink="http://schemas.microsoft.com/office/drawing/2016/ink" xmlns:am3d="http://schemas.microsoft.com/office/drawing/2017/model3d" xmlns:o="urn:schemas-microsoft-com:office:office" xmlns:oel="http://schemas.microsoft.com/office/2019/extlst" xmlns:r="http://schemas.openxmlformats.org/officeDocument/2006/relationships" xmlns:m="http://schemas.openxmlformats.org/officeDocument/2006/math" xmlns:v="urn:schemas-microsoft-com:vml" xmlns:wp14="http://schemas.microsoft.com/office/word/2010/wordprocessingDrawing" xmlns:wp="http://schemas.openxmlformats.org/drawingml/2006/wordprocessingDrawing" xmlns:w10="urn:schemas-microsoft-com:office:word" xmlns:w="http://schemas.openxmlformats.org/wordprocessingml/2006/main" xmlns:w14="http://schemas.microsoft.com/office/word/2010/wordml" xmlns:w15="http://schemas.microsoft.com/office/word/2012/wordml" xmlns:w16cex="http://schemas.microsoft.com/office/word/2018/wordml/cex" xmlns:w16cid="http://schemas.microsoft.com/office/word/2016/wordml/cid" xmlns:w16="http://schemas.microsoft.com/office/word/2018/wordml" xmlns:w16du="http://schemas.microsoft.com/office/word/2023/wordml/word16du" xmlns:w16sdtdh="http://schemas.microsoft.com/office/word/2020/wordml/sdtdatahash" xmlns:w16sdtfl="http://schemas.microsoft.com/office/word/2024/wordml/sdtformatlock" xmlns:w16se="http://schemas.microsoft.com/office/word/2015/wordml/symex" xmlns:wpg="http://schemas.microsoft.com/office/word/2010/wordprocessingGroup" xmlns:wpi="http://schemas.microsoft.com/office/word/2010/wordprocessingInk" xmlns:wne="http://schemas.microsoft.com/office/word/2006/wordml" xmlns:wps="http://schemas.microsoft.com/office/word/2010/wordprocessingShape" mc:Ignorable="w14 w15 w16se w16cid w16 w16cex w16sdtdh w16sdtfl w16du wp14">
   <w:footnote w:type="separator" w:id="-1">
     <w:p>
       <w:pPr>
@@ -1116,7 +1101,7 @@
 </file>
 
 <file path=word/header1.xml><?xml version="1.0" encoding="utf-8"?>
-<w:hdr xmlns:wpc="http://schemas.microsoft.com/office/word/2010/wordprocessingCanvas" xmlns:cx="http://schemas.microsoft.com/office/drawing/2014/chartex" xmlns:cx1="http://schemas.microsoft.com/office/drawing/2015/9/8/chartex" xmlns:cx2="http://schemas.microsoft.com/office/drawing/2015/10/21/chartex" xmlns:cx3="http://schemas.microsoft.com/office/drawing/2016/5/9/chartex" xmlns:cx4="http://schemas.microsoft.com/office/drawing/2016/5/10/chartex" xmlns:cx5="http://schemas.microsoft.com/office/drawing/2016/5/11/chartex" xmlns:cx6="http://schemas.microsoft.com/office/drawing/2016/5/12/chartex" xmlns:cx7="http://schemas.microsoft.com/office/drawing/2016/5/13/chartex" xmlns:cx8="http://schemas.microsoft.com/office/drawing/2016/5/14/chartex" xmlns:mc="http://schemas.openxmlformats.org/markup-compatibility/2006" xmlns:aink="http://schemas.microsoft.com/office/drawing/2016/ink" xmlns:am3d="http://schemas.microsoft.com/office/drawing/2017/model3d" xmlns:o="urn:schemas-microsoft-com:office:office" xmlns:oel="http://schemas.microsoft.com/office/2019/extlst" xmlns:r="http://schemas.openxmlformats.org/officeDocument/2006/relationships" xmlns:m="http://schemas.openxmlformats.org/officeDocument/2006/math" xmlns:v="urn:schemas-microsoft-com:vml" xmlns:wp14="http://schemas.microsoft.com/office/word/2010/wordprocessingDrawing" xmlns:wp="http://schemas.openxmlformats.org/drawingml/2006/wordprocessingDrawing" xmlns:w10="urn:schemas-microsoft-com:office:word" xmlns:w="http://schemas.openxmlformats.org/wordprocessingml/2006/main" xmlns:w14="http://schemas.microsoft.com/office/word/2010/wordml" xmlns:w15="http://schemas.microsoft.com/office/word/2012/wordml" xmlns:w16cex="http://schemas.microsoft.com/office/word/2018/wordml/cex" xmlns:w16cid="http://schemas.microsoft.com/office/word/2016/wordml/cid" xmlns:w16="http://schemas.microsoft.com/office/word/2018/wordml" xmlns:w16sdtdh="http://schemas.microsoft.com/office/word/2020/wordml/sdtdatahash" xmlns:w16se="http://schemas.microsoft.com/office/word/2015/wordml/symex" xmlns:wpg="http://schemas.microsoft.com/office/word/2010/wordprocessingGroup" xmlns:wpi="http://schemas.microsoft.com/office/word/2010/wordprocessingInk" xmlns:wne="http://schemas.microsoft.com/office/word/2006/wordml" xmlns:wps="http://schemas.microsoft.com/office/word/2010/wordprocessingShape" mc:Ignorable="w14 w15 w16se w16cid w16 w16cex w16sdtdh wp14">
+<w:hdr xmlns:wpc="http://schemas.microsoft.com/office/word/2010/wordprocessingCanvas" xmlns:cx="http://schemas.microsoft.com/office/drawing/2014/chartex" xmlns:cx1="http://schemas.microsoft.com/office/drawing/2015/9/8/chartex" xmlns:cx2="http://schemas.microsoft.com/office/drawing/2015/10/21/chartex" xmlns:cx3="http://schemas.microsoft.com/office/drawing/2016/5/9/chartex" xmlns:cx4="http://schemas.microsoft.com/office/drawing/2016/5/10/chartex" xmlns:cx5="http://schemas.microsoft.com/office/drawing/2016/5/11/chartex" xmlns:cx6="http://schemas.microsoft.com/office/drawing/2016/5/12/chartex" xmlns:cx7="http://schemas.microsoft.com/office/drawing/2016/5/13/chartex" xmlns:cx8="http://schemas.microsoft.com/office/drawing/2016/5/14/chartex" xmlns:mc="http://schemas.openxmlformats.org/markup-compatibility/2006" xmlns:aink="http://schemas.microsoft.com/office/drawing/2016/ink" xmlns:am3d="http://schemas.microsoft.com/office/drawing/2017/model3d" xmlns:o="urn:schemas-microsoft-com:office:office" xmlns:oel="http://schemas.microsoft.com/office/2019/extlst" xmlns:r="http://schemas.openxmlformats.org/officeDocument/2006/relationships" xmlns:m="http://schemas.openxmlformats.org/officeDocument/2006/math" xmlns:v="urn:schemas-microsoft-com:vml" xmlns:wp14="http://schemas.microsoft.com/office/word/2010/wordprocessingDrawing" xmlns:wp="http://schemas.openxmlformats.org/drawingml/2006/wordprocessingDrawing" xmlns:w10="urn:schemas-microsoft-com:office:word" xmlns:w="http://schemas.openxmlformats.org/wordprocessingml/2006/main" xmlns:w14="http://schemas.microsoft.com/office/word/2010/wordml" xmlns:w15="http://schemas.microsoft.com/office/word/2012/wordml" xmlns:w16cex="http://schemas.microsoft.com/office/word/2018/wordml/cex" xmlns:w16cid="http://schemas.microsoft.com/office/word/2016/wordml/cid" xmlns:w16="http://schemas.microsoft.com/office/word/2018/wordml" xmlns:w16du="http://schemas.microsoft.com/office/word/2023/wordml/word16du" xmlns:w16sdtdh="http://schemas.microsoft.com/office/word/2020/wordml/sdtdatahash" xmlns:w16sdtfl="http://schemas.microsoft.com/office/word/2024/wordml/sdtformatlock" xmlns:w16se="http://schemas.microsoft.com/office/word/2015/wordml/symex" xmlns:wpg="http://schemas.microsoft.com/office/word/2010/wordprocessingGroup" xmlns:wpi="http://schemas.microsoft.com/office/word/2010/wordprocessingInk" xmlns:wne="http://schemas.microsoft.com/office/word/2006/wordml" xmlns:wps="http://schemas.microsoft.com/office/word/2010/wordprocessingShape" mc:Ignorable="w14 w15 w16se w16cid w16 w16cex w16sdtdh w16sdtfl w16du wp14">
   <w:p>
     <w:pPr>
       <w:pStyle w:val="Header"/>
@@ -1126,7 +1111,7 @@
 </file>
 
 <file path=word/header2.xml><?xml version="1.0" encoding="utf-8"?>
-<w:hdr xmlns:wpc="http://schemas.microsoft.com/office/word/2010/wordprocessingCanvas" xmlns:cx="http://schemas.microsoft.com/office/drawing/2014/chartex" xmlns:cx1="http://schemas.microsoft.com/office/drawing/2015/9/8/chartex" xmlns:cx2="http://schemas.microsoft.com/office/drawing/2015/10/21/chartex" xmlns:cx3="http://schemas.microsoft.com/office/drawing/2016/5/9/chartex" xmlns:cx4="http://schemas.microsoft.com/office/drawing/2016/5/10/chartex" xmlns:cx5="http://schemas.microsoft.com/office/drawing/2016/5/11/chartex" xmlns:cx6="http://schemas.microsoft.com/office/drawing/2016/5/12/chartex" xmlns:cx7="http://schemas.microsoft.com/office/drawing/2016/5/13/chartex" xmlns:cx8="http://schemas.microsoft.com/office/drawing/2016/5/14/chartex" xmlns:mc="http://schemas.openxmlformats.org/markup-compatibility/2006" xmlns:aink="http://schemas.microsoft.com/office/drawing/2016/ink" xmlns:am3d="http://schemas.microsoft.com/office/drawing/2017/model3d" xmlns:o="urn:schemas-microsoft-com:office:office" xmlns:oel="http://schemas.microsoft.com/office/2019/extlst" xmlns:r="http://schemas.openxmlformats.org/officeDocument/2006/relationships" xmlns:m="http://schemas.openxmlformats.org/officeDocument/2006/math" xmlns:v="urn:schemas-microsoft-com:vml" xmlns:wp14="http://schemas.microsoft.com/office/word/2010/wordprocessingDrawing" xmlns:wp="http://schemas.openxmlformats.org/drawingml/2006/wordprocessingDrawing" xmlns:w10="urn:schemas-microsoft-com:office:word" xmlns:w="http://schemas.openxmlformats.org/wordprocessingml/2006/main" xmlns:w14="http://schemas.microsoft.com/office/word/2010/wordml" xmlns:w15="http://schemas.microsoft.com/office/word/2012/wordml" xmlns:w16cex="http://schemas.microsoft.com/office/word/2018/wordml/cex" xmlns:w16cid="http://schemas.microsoft.com/office/word/2016/wordml/cid" xmlns:w16="http://schemas.microsoft.com/office/word/2018/wordml" xmlns:w16sdtdh="http://schemas.microsoft.com/office/word/2020/wordml/sdtdatahash" xmlns:w16se="http://schemas.microsoft.com/office/word/2015/wordml/symex" xmlns:wpg="http://schemas.microsoft.com/office/word/2010/wordprocessingGroup" xmlns:wpi="http://schemas.microsoft.com/office/word/2010/wordprocessingInk" xmlns:wne="http://schemas.microsoft.com/office/word/2006/wordml" xmlns:wps="http://schemas.microsoft.com/office/word/2010/wordprocessingShape" mc:Ignorable="w14 w15 w16se w16cid w16 w16cex w16sdtdh wp14">
+<w:hdr xmlns:wpc="http://schemas.microsoft.com/office/word/2010/wordprocessingCanvas" xmlns:cx="http://schemas.microsoft.com/office/drawing/2014/chartex" xmlns:cx1="http://schemas.microsoft.com/office/drawing/2015/9/8/chartex" xmlns:cx2="http://schemas.microsoft.com/office/drawing/2015/10/21/chartex" xmlns:cx3="http://schemas.microsoft.com/office/drawing/2016/5/9/chartex" xmlns:cx4="http://schemas.microsoft.com/office/drawing/2016/5/10/chartex" xmlns:cx5="http://schemas.microsoft.com/office/drawing/2016/5/11/chartex" xmlns:cx6="http://schemas.microsoft.com/office/drawing/2016/5/12/chartex" xmlns:cx7="http://schemas.microsoft.com/office/drawing/2016/5/13/chartex" xmlns:cx8="http://schemas.microsoft.com/office/drawing/2016/5/14/chartex" xmlns:mc="http://schemas.openxmlformats.org/markup-compatibility/2006" xmlns:aink="http://schemas.microsoft.com/office/drawing/2016/ink" xmlns:am3d="http://schemas.microsoft.com/office/drawing/2017/model3d" xmlns:o="urn:schemas-microsoft-com:office:office" xmlns:oel="http://schemas.microsoft.com/office/2019/extlst" xmlns:r="http://schemas.openxmlformats.org/officeDocument/2006/relationships" xmlns:m="http://schemas.openxmlformats.org/officeDocument/2006/math" xmlns:v="urn:schemas-microsoft-com:vml" xmlns:wp14="http://schemas.microsoft.com/office/word/2010/wordprocessingDrawing" xmlns:wp="http://schemas.openxmlformats.org/drawingml/2006/wordprocessingDrawing" xmlns:w10="urn:schemas-microsoft-com:office:word" xmlns:w="http://schemas.openxmlformats.org/wordprocessingml/2006/main" xmlns:w14="http://schemas.microsoft.com/office/word/2010/wordml" xmlns:w15="http://schemas.microsoft.com/office/word/2012/wordml" xmlns:w16cex="http://schemas.microsoft.com/office/word/2018/wordml/cex" xmlns:w16cid="http://schemas.microsoft.com/office/word/2016/wordml/cid" xmlns:w16="http://schemas.microsoft.com/office/word/2018/wordml" xmlns:w16du="http://schemas.microsoft.com/office/word/2023/wordml/word16du" xmlns:w16sdtdh="http://schemas.microsoft.com/office/word/2020/wordml/sdtdatahash" xmlns:w16sdtfl="http://schemas.microsoft.com/office/word/2024/wordml/sdtformatlock" xmlns:w16se="http://schemas.microsoft.com/office/word/2015/wordml/symex" xmlns:wpg="http://schemas.microsoft.com/office/word/2010/wordprocessingGroup" xmlns:wpi="http://schemas.microsoft.com/office/word/2010/wordprocessingInk" xmlns:wne="http://schemas.microsoft.com/office/word/2006/wordml" xmlns:wps="http://schemas.microsoft.com/office/word/2010/wordprocessingShape" mc:Ignorable="w14 w15 w16se w16cid w16 w16cex w16sdtdh w16sdtfl w16du wp14">
   <w:p>
     <w:pPr>
       <w:pStyle w:val="Header"/>
@@ -1137,7 +1122,7 @@
 </file>
 
 <file path=word/header3.xml><?xml version="1.0" encoding="utf-8"?>
-<w:hdr xmlns:wpc="http://schemas.microsoft.com/office/word/2010/wordprocessingCanvas" xmlns:cx="http://schemas.microsoft.com/office/drawing/2014/chartex" xmlns:cx1="http://schemas.microsoft.com/office/drawing/2015/9/8/chartex" xmlns:cx2="http://schemas.microsoft.com/office/drawing/2015/10/21/chartex" xmlns:cx3="http://schemas.microsoft.com/office/drawing/2016/5/9/chartex" xmlns:cx4="http://schemas.microsoft.com/office/drawing/2016/5/10/chartex" xmlns:cx5="http://schemas.microsoft.com/office/drawing/2016/5/11/chartex" xmlns:cx6="http://schemas.microsoft.com/office/drawing/2016/5/12/chartex" xmlns:cx7="http://schemas.microsoft.com/office/drawing/2016/5/13/chartex" xmlns:cx8="http://schemas.microsoft.com/office/drawing/2016/5/14/chartex" xmlns:mc="http://schemas.openxmlformats.org/markup-compatibility/2006" xmlns:aink="http://schemas.microsoft.com/office/drawing/2016/ink" xmlns:am3d="http://schemas.microsoft.com/office/drawing/2017/model3d" xmlns:o="urn:schemas-microsoft-com:office:office" xmlns:oel="http://schemas.microsoft.com/office/2019/extlst" xmlns:r="http://schemas.openxmlformats.org/officeDocument/2006/relationships" xmlns:m="http://schemas.openxmlformats.org/officeDocument/2006/math" xmlns:v="urn:schemas-microsoft-com:vml" xmlns:wp14="http://schemas.microsoft.com/office/word/2010/wordprocessingDrawing" xmlns:wp="http://schemas.openxmlformats.org/drawingml/2006/wordprocessingDrawing" xmlns:w10="urn:schemas-microsoft-com:office:word" xmlns:w="http://schemas.openxmlformats.org/wordprocessingml/2006/main" xmlns:w14="http://schemas.microsoft.com/office/word/2010/wordml" xmlns:w15="http://schemas.microsoft.com/office/word/2012/wordml" xmlns:w16cex="http://schemas.microsoft.com/office/word/2018/wordml/cex" xmlns:w16cid="http://schemas.microsoft.com/office/word/2016/wordml/cid" xmlns:w16="http://schemas.microsoft.com/office/word/2018/wordml" xmlns:w16sdtdh="http://schemas.microsoft.com/office/word/2020/wordml/sdtdatahash" xmlns:w16se="http://schemas.microsoft.com/office/word/2015/wordml/symex" xmlns:wpg="http://schemas.microsoft.com/office/word/2010/wordprocessingGroup" xmlns:wpi="http://schemas.microsoft.com/office/word/2010/wordprocessingInk" xmlns:wne="http://schemas.microsoft.com/office/word/2006/wordml" xmlns:wps="http://schemas.microsoft.com/office/word/2010/wordprocessingShape" mc:Ignorable="w14 w15 w16se w16cid w16 w16cex w16sdtdh wp14">
+<w:hdr xmlns:wpc="http://schemas.microsoft.com/office/word/2010/wordprocessingCanvas" xmlns:cx="http://schemas.microsoft.com/office/drawing/2014/chartex" xmlns:cx1="http://schemas.microsoft.com/office/drawing/2015/9/8/chartex" xmlns:cx2="http://schemas.microsoft.com/office/drawing/2015/10/21/chartex" xmlns:cx3="http://schemas.microsoft.com/office/drawing/2016/5/9/chartex" xmlns:cx4="http://schemas.microsoft.com/office/drawing/2016/5/10/chartex" xmlns:cx5="http://schemas.microsoft.com/office/drawing/2016/5/11/chartex" xmlns:cx6="http://schemas.microsoft.com/office/drawing/2016/5/12/chartex" xmlns:cx7="http://schemas.microsoft.com/office/drawing/2016/5/13/chartex" xmlns:cx8="http://schemas.microsoft.com/office/drawing/2016/5/14/chartex" xmlns:mc="http://schemas.openxmlformats.org/markup-compatibility/2006" xmlns:aink="http://schemas.microsoft.com/office/drawing/2016/ink" xmlns:am3d="http://schemas.microsoft.com/office/drawing/2017/model3d" xmlns:o="urn:schemas-microsoft-com:office:office" xmlns:oel="http://schemas.microsoft.com/office/2019/extlst" xmlns:r="http://schemas.openxmlformats.org/officeDocument/2006/relationships" xmlns:m="http://schemas.openxmlformats.org/officeDocument/2006/math" xmlns:v="urn:schemas-microsoft-com:vml" xmlns:wp14="http://schemas.microsoft.com/office/word/2010/wordprocessingDrawing" xmlns:wp="http://schemas.openxmlformats.org/drawingml/2006/wordprocessingDrawing" xmlns:w10="urn:schemas-microsoft-com:office:word" xmlns:w="http://schemas.openxmlformats.org/wordprocessingml/2006/main" xmlns:w14="http://schemas.microsoft.com/office/word/2010/wordml" xmlns:w15="http://schemas.microsoft.com/office/word/2012/wordml" xmlns:w16cex="http://schemas.microsoft.com/office/word/2018/wordml/cex" xmlns:w16cid="http://schemas.microsoft.com/office/word/2016/wordml/cid" xmlns:w16="http://schemas.microsoft.com/office/word/2018/wordml" xmlns:w16du="http://schemas.microsoft.com/office/word/2023/wordml/word16du" xmlns:w16sdtdh="http://schemas.microsoft.com/office/word/2020/wordml/sdtdatahash" xmlns:w16sdtfl="http://schemas.microsoft.com/office/word/2024/wordml/sdtformatlock" xmlns:w16se="http://schemas.microsoft.com/office/word/2015/wordml/symex" xmlns:wpg="http://schemas.microsoft.com/office/word/2010/wordprocessingGroup" xmlns:wpi="http://schemas.microsoft.com/office/word/2010/wordprocessingInk" xmlns:wne="http://schemas.microsoft.com/office/word/2006/wordml" xmlns:wps="http://schemas.microsoft.com/office/word/2010/wordprocessingShape" mc:Ignorable="w14 w15 w16se w16cid w16 w16cex w16sdtdh w16sdtfl w16du wp14">
   <w:p>
     <w:pPr>
       <w:pStyle w:val="Header"/>
@@ -1146,7 +1131,7 @@
     <w:r>
       <w:tab/>
       <w:tab/>
-      <w:t>2026-06-17</w:t>
+      <w:t>2026-06-18</w:t>
       <w:br/>
       <w:br/>
     </w:r>
@@ -1163,7 +1148,7 @@
 </file>
 
 <file path=word/numbering.xml><?xml version="1.0" encoding="utf-8"?>
-<w:numbering xmlns:wpc="http://schemas.microsoft.com/office/word/2010/wordprocessingCanvas" xmlns:cx="http://schemas.microsoft.com/office/drawing/2014/chartex" xmlns:cx1="http://schemas.microsoft.com/office/drawing/2015/9/8/chartex" xmlns:cx2="http://schemas.microsoft.com/office/drawing/2015/10/21/chartex" xmlns:cx3="http://schemas.microsoft.com/office/drawing/2016/5/9/chartex" xmlns:cx4="http://schemas.microsoft.com/office/drawing/2016/5/10/chartex" xmlns:cx5="http://schemas.microsoft.com/office/drawing/2016/5/11/chartex" xmlns:cx6="http://schemas.microsoft.com/office/drawing/2016/5/12/chartex" xmlns:cx7="http://schemas.microsoft.com/office/drawing/2016/5/13/chartex" xmlns:cx8="http://schemas.microsoft.com/office/drawing/2016/5/14/chartex" xmlns:mc="http://schemas.openxmlformats.org/markup-compatibility/2006" xmlns:aink="http://schemas.microsoft.com/office/drawing/2016/ink" xmlns:am3d="http://schemas.microsoft.com/office/drawing/2017/model3d" xmlns:o="urn:schemas-microsoft-com:office:office" xmlns:oel="http://schemas.microsoft.com/office/2019/extlst" xmlns:r="http://schemas.openxmlformats.org/officeDocument/2006/relationships" xmlns:m="http://schemas.openxmlformats.org/officeDocument/2006/math" xmlns:v="urn:schemas-microsoft-com:vml" xmlns:wp14="http://schemas.microsoft.com/office/word/2010/wordprocessingDrawing" xmlns:wp="http://schemas.openxmlformats.org/drawingml/2006/wordprocessingDrawing" xmlns:w10="urn:schemas-microsoft-com:office:word" xmlns:w="http://schemas.openxmlformats.org/wordprocessingml/2006/main" xmlns:w14="http://schemas.microsoft.com/office/word/2010/wordml" xmlns:w15="http://schemas.microsoft.com/office/word/2012/wordml" xmlns:w16cex="http://schemas.microsoft.com/office/word/2018/wordml/cex" xmlns:w16cid="http://schemas.microsoft.com/office/word/2016/wordml/cid" xmlns:w16="http://schemas.microsoft.com/office/word/2018/wordml" xmlns:w16sdtdh="http://schemas.microsoft.com/office/word/2020/wordml/sdtdatahash" xmlns:w16se="http://schemas.microsoft.com/office/word/2015/wordml/symex" xmlns:wpg="http://schemas.microsoft.com/office/word/2010/wordprocessingGroup" xmlns:wpi="http://schemas.microsoft.com/office/word/2010/wordprocessingInk" xmlns:wne="http://schemas.microsoft.com/office/word/2006/wordml" xmlns:wps="http://schemas.microsoft.com/office/word/2010/wordprocessingShape" mc:Ignorable="w14 w15 w16se w16cid w16 w16cex w16sdtdh wp14">
+<w:numbering xmlns:wpc="http://schemas.microsoft.com/office/word/2010/wordprocessingCanvas" xmlns:cx="http://schemas.microsoft.com/office/drawing/2014/chartex" xmlns:cx1="http://schemas.microsoft.com/office/drawing/2015/9/8/chartex" xmlns:cx2="http://schemas.microsoft.com/office/drawing/2015/10/21/chartex" xmlns:cx3="http://schemas.microsoft.com/office/drawing/2016/5/9/chartex" xmlns:cx4="http://schemas.microsoft.com/office/drawing/2016/5/10/chartex" xmlns:cx5="http://schemas.microsoft.com/office/drawing/2016/5/11/chartex" xmlns:cx6="http://schemas.microsoft.com/office/drawing/2016/5/12/chartex" xmlns:cx7="http://schemas.microsoft.com/office/drawing/2016/5/13/chartex" xmlns:cx8="http://schemas.microsoft.com/office/drawing/2016/5/14/chartex" xmlns:mc="http://schemas.openxmlformats.org/markup-compatibility/2006" xmlns:aink="http://schemas.microsoft.com/office/drawing/2016/ink" xmlns:am3d="http://schemas.microsoft.com/office/drawing/2017/model3d" xmlns:o="urn:schemas-microsoft-com:office:office" xmlns:oel="http://schemas.microsoft.com/office/2019/extlst" xmlns:r="http://schemas.openxmlformats.org/officeDocument/2006/relationships" xmlns:m="http://schemas.openxmlformats.org/officeDocument/2006/math" xmlns:v="urn:schemas-microsoft-com:vml" xmlns:wp14="http://schemas.microsoft.com/office/word/2010/wordprocessingDrawing" xmlns:wp="http://schemas.openxmlformats.org/drawingml/2006/wordprocessingDrawing" xmlns:w10="urn:schemas-microsoft-com:office:word" xmlns:w="http://schemas.openxmlformats.org/wordprocessingml/2006/main" xmlns:w14="http://schemas.microsoft.com/office/word/2010/wordml" xmlns:w15="http://schemas.microsoft.com/office/word/2012/wordml" xmlns:w16cex="http://schemas.microsoft.com/office/word/2018/wordml/cex" xmlns:w16cid="http://schemas.microsoft.com/office/word/2016/wordml/cid" xmlns:w16="http://schemas.microsoft.com/office/word/2018/wordml" xmlns:w16du="http://schemas.microsoft.com/office/word/2023/wordml/word16du" xmlns:w16sdtdh="http://schemas.microsoft.com/office/word/2020/wordml/sdtdatahash" xmlns:w16sdtfl="http://schemas.microsoft.com/office/word/2024/wordml/sdtformatlock" xmlns:w16se="http://schemas.microsoft.com/office/word/2015/wordml/symex" xmlns:wpg="http://schemas.microsoft.com/office/word/2010/wordprocessingGroup" xmlns:wpi="http://schemas.microsoft.com/office/word/2010/wordprocessingInk" xmlns:wne="http://schemas.microsoft.com/office/word/2006/wordml" xmlns:wps="http://schemas.microsoft.com/office/word/2010/wordprocessingShape" mc:Ignorable="w14 w15 w16se w16cid w16 w16cex w16sdtdh w16sdtfl w16du wp14">
   <w:abstractNum w:abstractNumId="0" w15:restartNumberingAfterBreak="0">
     <w:nsid w:val="FFFFFF7C"/>
     <w:multiLevelType w:val="singleLevel"/>
@@ -1366,7 +1351,7 @@
 </file>
 
 <file path=word/styles.xml><?xml version="1.0" encoding="utf-8"?>
-<w:styles xmlns:mc="http://schemas.openxmlformats.org/markup-compatibility/2006" xmlns:r="http://schemas.openxmlformats.org/officeDocument/2006/relationships" xmlns:w="http://schemas.openxmlformats.org/wordprocessingml/2006/main" xmlns:w14="http://schemas.microsoft.com/office/word/2010/wordml" xmlns:w15="http://schemas.microsoft.com/office/word/2012/wordml" xmlns:w16cex="http://schemas.microsoft.com/office/word/2018/wordml/cex" xmlns:w16cid="http://schemas.microsoft.com/office/word/2016/wordml/cid" xmlns:w16="http://schemas.microsoft.com/office/word/2018/wordml" xmlns:w16sdtdh="http://schemas.microsoft.com/office/word/2020/wordml/sdtdatahash" xmlns:w16se="http://schemas.microsoft.com/office/word/2015/wordml/symex" mc:Ignorable="w14 w15 w16se w16cid w16 w16cex w16sdtdh">
+<w:styles xmlns:mc="http://schemas.openxmlformats.org/markup-compatibility/2006" xmlns:r="http://schemas.openxmlformats.org/officeDocument/2006/relationships" xmlns:w="http://schemas.openxmlformats.org/wordprocessingml/2006/main" xmlns:w14="http://schemas.microsoft.com/office/word/2010/wordml" xmlns:w15="http://schemas.microsoft.com/office/word/2012/wordml" xmlns:w16cex="http://schemas.microsoft.com/office/word/2018/wordml/cex" xmlns:w16cid="http://schemas.microsoft.com/office/word/2016/wordml/cid" xmlns:w16="http://schemas.microsoft.com/office/word/2018/wordml" xmlns:w16du="http://schemas.microsoft.com/office/word/2023/wordml/word16du" xmlns:w16sdtdh="http://schemas.microsoft.com/office/word/2020/wordml/sdtdatahash" xmlns:w16sdtfl="http://schemas.microsoft.com/office/word/2024/wordml/sdtformatlock" xmlns:w16se="http://schemas.microsoft.com/office/word/2015/wordml/symex" mc:Ignorable="w14 w15 w16se w16cid w16 w16cex w16sdtdh w16sdtfl w16du">
   <w:docDefaults>
     <w:rPrDefault>
       <w:rPr>
@@ -2124,7 +2109,7 @@
     <w:link w:val="TitleChar"/>
     <w:uiPriority w:val="10"/>
     <w:qFormat/>
-    <w:rsid w:val="007106C8"/>
+    <w:rsid w:val="00E854FA"/>
     <w:pPr>
       <w:spacing w:after="300" w:line="240" w:lineRule="auto"/>
       <w:contextualSpacing/>
@@ -2134,7 +2119,7 @@
       <w:rFonts w:eastAsiaTheme="majorEastAsia" w:cstheme="majorBidi"/>
       <w:spacing w:val="5"/>
       <w:kern w:val="28"/>
-      <w:sz w:val="52"/>
+      <w:sz w:val="40"/>
       <w:szCs w:val="52"/>
       <w:lang w:val="sv-SE" w:eastAsia="en-US" w:bidi="ar-SA"/>
     </w:rPr>
@@ -2144,12 +2129,12 @@
     <w:basedOn w:val="DefaultParagraphFont"/>
     <w:link w:val="Title"/>
     <w:uiPriority w:val="10"/>
-    <w:rsid w:val="007106C8"/>
+    <w:rsid w:val="00E854FA"/>
     <w:rPr>
       <w:rFonts w:ascii="Times New Roman" w:eastAsiaTheme="majorEastAsia" w:hAnsi="Times New Roman" w:cstheme="majorBidi"/>
       <w:spacing w:val="5"/>
       <w:kern w:val="28"/>
-      <w:sz w:val="52"/>
+      <w:sz w:val="40"/>
       <w:szCs w:val="52"/>
       <w:lang w:val="sv-SE" w:eastAsia="en-US" w:bidi="ar-SA"/>
     </w:rPr>

--- a/klagomål/A 19314-2026 FSC-klagomål.docx
+++ b/klagomål/A 19314-2026 FSC-klagomål.docx
@@ -1131,7 +1131,7 @@
     <w:r>
       <w:tab/>
       <w:tab/>
-      <w:t>2026-06-18</w:t>
+      <w:t>2026-06-19</w:t>
       <w:br/>
       <w:br/>
     </w:r>

--- a/klagomål/A 19314-2026 FSC-klagomål.docx
+++ b/klagomål/A 19314-2026 FSC-klagomål.docx
@@ -1131,7 +1131,7 @@
     <w:r>
       <w:tab/>
       <w:tab/>
-      <w:t>2026-06-19</w:t>
+      <w:t>2026-06-20</w:t>
       <w:br/>
       <w:br/>
     </w:r>

--- a/klagomål/A 19314-2026 FSC-klagomål.docx
+++ b/klagomål/A 19314-2026 FSC-klagomål.docx
@@ -168,38 +168,7 @@
     </w:p>
     <w:p>
       <w:r>
-        <w:t>Detta dokument behandlar höga naturvärden i avverkningsanmälan A 19314-2026 i Sollefteå kommun som inkom 2026-04-21 och omfattar 0,8 ha.</w:t>
-      </w:r>
-    </w:p>
-    <w:p>
-      <w:r>
-        <w:t>Nedan presenteras fynd av naturvårdsarter och fridlysta arter som gjorts i det avverkningsanmälda området, samt relevanta utdrag ur standarderna för FSC, Chain of Custody, Controlled Wood och PEFC. I BILAGA 1 finns artfakta om fridlysta och rödlistade arter.</w:t>
-      </w:r>
-    </w:p>
-    <w:p>
-      <w:r>
-        <w:t>Vi förväntar oss att ni återkommer med ett skriftligt svar på vårt klagomål och även beskriver vilka korrigerande åtgärder ni satt in för att rätta till identifierade brister i er efterlevnad av den svenska FSC standarden.</w:t>
-      </w:r>
-    </w:p>
-    <w:p>
-      <w:pPr>
-        <w:pStyle w:val="Heading1"/>
-      </w:pPr>
-      <w:r>
-        <w:t>Naturvårdsarter</w:t>
-      </w:r>
-    </w:p>
-    <w:p>
-      <w:r>
-        <w:t>I och inom 9 meter från avverkningsanmälan har följande 8 naturvårdsarter hittats: lunglav (NT, T), ullticka (NT, T), vitgrynig nållav (NT), bollvitmossa (S, T), gulnål (S, T), gytterlav (S, T), lappranunkel (S, T, §7) och skör kvastmossa (S, T). Av dessa är 3 rödlistade. För rödlistade arter har rödlistekategorin angivits inom parentes. Arter som är signalarter enligt Skogsstyrelsen har markerats med (S). Typiska arter inom Natura 2000 som är kopplade till skogsekosystem har markerats med (T). För fridlysta arter anges även paragrafen i Artskyddsförordningen som arten är fridlyst enligt.</w:t>
-      </w:r>
-    </w:p>
-    <w:p>
-      <w:r>
-        <w:t>De påträffade naturvårdsarterna är ett tydligt kvitto på att det rör sig om en skog med höga naturvärden.</w:t>
-      </w:r>
-      <w:r>
-        <w:t xml:space="preserve"> I Figur 1 visas fyndplatser för naturvårdsarter i området, som finns registrerade på Artportalen.</w:t>
+        <w:t>Detta klagomål behandlar höga naturvärden i avverkningsanmälan A 19314-2026 i Sollefteå kommun som inkom 2026-04-21 och omfattar 0,8 ha.</w:t>
       </w:r>
     </w:p>
     <w:p>
@@ -209,7 +178,7 @@
       <w:r>
         <w:drawing>
           <wp:inline xmlns:a="http://schemas.openxmlformats.org/drawingml/2006/main" xmlns:pic="http://schemas.openxmlformats.org/drawingml/2006/picture">
-            <wp:extent cx="5322212" cy="5688000"/>
+            <wp:extent cx="5355897" cy="5724000"/>
             <wp:docPr id="1" name="Picture 1"/>
             <wp:cNvGraphicFramePr>
               <a:graphicFrameLocks noChangeAspect="1"/>
@@ -230,7 +199,7 @@
                   <pic:spPr>
                     <a:xfrm>
                       <a:off x="0" y="0"/>
-                      <a:ext cx="5322212" cy="5688000"/>
+                      <a:ext cx="5355897" cy="5724000"/>
                     </a:xfrm>
                     <a:prstGeom prst="rect"/>
                   </pic:spPr>
@@ -247,7 +216,293 @@
         <w:spacing w:after="240"/>
       </w:pPr>
       <w:r>
-        <w:t>Figur 1. Fyndplatser för naturvårdsarter i och inom 9 meter från avverkningsanmälan (röd linje). Markörer utan svart kant är placerade på fyndplatsen. Markörer med svart kant är placerade vid sidan av fyndplatsen och har ett svart streck som visar fyndplatsens exakta position. Kartans mittpunktskoordinat är N 7053981, E 603183 i SWEREF 99 TM.</w:t>
+        <w:t>Figur 1. Fyndplatser för naturvårdsarter i och inom 9 meter från avverkningsanmälan. Markörer utan svart kant är placerade på fyndplatsen. Markörer med svart kant är placerade vid sidan av fyndplatsen har ett svart streck som visar fyndplatsens exakta position. Kartans mittpunktskoordinat är N 7053981, E 603183 i SWEREF 99 TM.</w:t>
+      </w:r>
+    </w:p>
+    <w:p>
+      <w:r>
+        <w:t>I och inom 9 meter från avverkningsanmälan finns fynd av 8 naturvårdsarter, varav 3 är rödlistade, 1 är fridlyst, 7 är typiska (T) och 5 är signalarter (S): lunglav (NT, T), ullticka (NT, T), vitgrynig nållav (NT), bollvitmossa (S, T), gulnål (S, T), gytterlav (S, T), lappranunkel (S, T, §7) och skör kvastmossa (S, T). Se Figur 1.</w:t>
+      </w:r>
+    </w:p>
+    <w:p>
+      <w:r>
+        <w:t>Nedan presenteras relevanta utdrag ur standarderna för FSC, Chain of Custody, Controlled Wood och PEFC.</w:t>
+      </w:r>
+    </w:p>
+    <w:p>
+      <w:r>
+        <w:t>Vi förväntar oss att ni återkommer med ett skriftligt svar på vårt klagomål och även beskriver vilka korrigerande åtgärder ni satt in för att rätta till identifierade brister i er efterlevnad av den svenska FSC standarden.</w:t>
+      </w:r>
+    </w:p>
+    <w:p>
+      <w:pPr>
+        <w:pStyle w:val="Heading1"/>
+      </w:pPr>
+      <w:r>
+        <w:t>Naturvårdsarter och fridlysta arter</w:t>
+      </w:r>
+    </w:p>
+    <w:p>
+      <w:r>
+        <w:t>Nedan följer beskrivningar av de naturvårdsarter och fridlysta arter som har sina livsmiljöer och växtplatser i den avverkningsanmälda skogen. Se även ytterligare artfakta i BILAGA 1. De påträffade naturvårdsarterna är ett tydligt kvitto på att det rör sig om en skog med höga naturvärden.</w:t>
+      </w:r>
+    </w:p>
+    <w:p>
+      <w:r>
+        <w:rPr>
+          <w:b/>
+        </w:rPr>
+        <w:t>Lunglav (NT)</w:t>
+      </w:r>
+      <w:r>
+        <w:t xml:space="preserve"> är en av vårt lands främsta signalarter som överallt indikerar gamla lövträd, skogsbestånd med höga naturvärden och ekosystem med långskoglig kontinuitet. Lokalt kan förekomsten vara mycket riklig men den hittas nästan enbart i gamla och ej slutavverkade skogar. Artens samtliga förekomster bör uppmärksammas från naturvårdssynpunkt, då många lokaler även hyser andra ovanliga och rödlistade arter. Rikliga förekomster bör skyddas med biotopskydd, frivilliga avsättningar eller reservat. På lunglav kan de sällsynta lavparasiterna lunglavshårprick (CR), </w:t>
+      </w:r>
+      <w:r>
+        <w:rPr>
+          <w:i/>
+        </w:rPr>
+        <w:t>Abrothallus diederichii</w:t>
+      </w:r>
+      <w:r>
+        <w:t xml:space="preserve"> (VU), </w:t>
+      </w:r>
+      <w:r>
+        <w:rPr>
+          <w:i/>
+        </w:rPr>
+        <w:t>Abrothallus lobariae</w:t>
+      </w:r>
+      <w:r>
+        <w:t xml:space="preserve"> (VU), </w:t>
+      </w:r>
+      <w:r>
+        <w:rPr>
+          <w:i/>
+        </w:rPr>
+        <w:t>Calycina lobariae</w:t>
+      </w:r>
+      <w:r>
+        <w:t xml:space="preserve"> (VU), lunglavsknapp (VU) och skrovelmössing (VU) påträffas. Lunglav är typisk art för </w:t>
+      </w:r>
+      <w:r>
+        <w:rPr>
+          <w:i/>
+        </w:rPr>
+        <w:t>9010 Taiga, 9020 Nordlig ädellövskog, 9110 Näringsfattig bokskog, 9130 Näringsrik bokskog, 9160 Näringsrik ekskog, 9180 Ädellövskog i branter, 9190 Näringsfattig ekskog, 9070 Trädklädd betesmark, 9040 Fjällbjörkskog</w:t>
+      </w:r>
+      <w:r>
+        <w:t xml:space="preserve"> och</w:t>
+      </w:r>
+      <w:r>
+        <w:rPr>
+          <w:i/>
+        </w:rPr>
+        <w:t xml:space="preserve"> 6530 Lövängar</w:t>
+      </w:r>
+      <w:r>
+        <w:t xml:space="preserve"> (SLU Artdatabanken, 2026; Nitare &amp; Skogsstyrelsen, 2019).</w:t>
+      </w:r>
+    </w:p>
+    <w:p>
+      <w:r>
+        <w:rPr>
+          <w:b/>
+        </w:rPr>
+        <w:t>Ullticka (NT)</w:t>
+      </w:r>
+      <w:r>
+        <w:t xml:space="preserve"> är knuten till restbestånd av barrnaturskog och förekommer med ett tydligt optimum i orörda eller måttligt påverkade gamla granskogar där det föreligger viss kontinuitet av grov död ved. Ullticka är en bra signalart inom hela sitt utbredningsområde och i södra Sverige är den sällsynt och en god signalart för skyddsvärda granskogsmiljöer. Den hotas av avverkning och fragmentering av naturskog och äldre granskog med lång trädkontinuitet. På ullticka kan ibland ulltickeporing (VU) påträffas - det är en sällsynt ticka som nyligen delats upp i de tre olika arterna ulltickeporing </w:t>
+      </w:r>
+      <w:r>
+        <w:rPr>
+          <w:i/>
+        </w:rPr>
+        <w:t xml:space="preserve">Skeletocutis brevispora </w:t>
+      </w:r>
+      <w:r>
+        <w:t>(VU)</w:t>
+      </w:r>
+      <w:r>
+        <w:rPr>
+          <w:i/>
+        </w:rPr>
+        <w:t>, Skeletocutis delicata</w:t>
+      </w:r>
+      <w:r>
+        <w:t xml:space="preserve"> (VU)</w:t>
+      </w:r>
+      <w:r>
+        <w:rPr>
+          <w:i/>
+        </w:rPr>
+        <w:t xml:space="preserve"> och Skeletocutis exilis</w:t>
+      </w:r>
+      <w:r>
+        <w:t xml:space="preserve"> (NT). Ullticka är typisk art för </w:t>
+      </w:r>
+      <w:r>
+        <w:rPr>
+          <w:i/>
+        </w:rPr>
+        <w:t xml:space="preserve">9010 Taiga, 9050 Näringsrik granskog </w:t>
+      </w:r>
+      <w:r>
+        <w:t xml:space="preserve">och </w:t>
+      </w:r>
+      <w:r>
+        <w:rPr>
+          <w:i/>
+        </w:rPr>
+        <w:t>9030 Landhöjningsskog</w:t>
+      </w:r>
+      <w:r>
+        <w:t xml:space="preserve"> (SLU Artdatabanken, 2026; Nitare &amp; Skogsstyrelsen, 2019; Miettinen &amp; Niemelä, 2018).</w:t>
+      </w:r>
+    </w:p>
+    <w:p>
+      <w:r>
+        <w:rPr>
+          <w:b/>
+        </w:rPr>
+        <w:t>Vitgrynig nållav (NT)</w:t>
+      </w:r>
+      <w:r>
+        <w:t xml:space="preserve"> växer nästan uteslutande på bark av gamla, senvuxna granar i skuggiga lägen med hög och jämn luftfuktighet. Den vanligaste naturtypen för arten är kontinuitetsskogar på frisk mark men den finns också i sumpgranskogar. På lång sikt utgör avverkningar av olikåldriga granskogar av naturskogskaraktär ett allvarligt hot mot arten och skogsbruksåtgärder på eller i närheten av växtplatserna bör undvikas. Naturskogsartade, fuktiga granskogar med förekomster av arten signalerar höga biologiska värden och bör bevaras (SLU Artdatabanken, 2024; Nitare &amp; Skogsstyrelsen, 2019).</w:t>
+      </w:r>
+    </w:p>
+    <w:p>
+      <w:r>
+        <w:rPr>
+          <w:b/>
+        </w:rPr>
+        <w:t xml:space="preserve">Bollvitmossa </w:t>
+      </w:r>
+      <w:r>
+        <w:t xml:space="preserve">är en bra signalart inom hela sitt utbredningsområde. Vanligast är den i naturvårdsintressanta tallsumpskogar. Även gransumpskogar med bollvitmossa har normalt höga naturvärden. Arten indikerar skogsmark med stabila hydrologiska förhållanden och sannolikt även lång skoglig kontinuitet. Bollvitmossa är typisk art för </w:t>
+      </w:r>
+      <w:r>
+        <w:rPr>
+          <w:i/>
+        </w:rPr>
+        <w:t xml:space="preserve">9010 Taiga </w:t>
+      </w:r>
+      <w:r>
+        <w:t xml:space="preserve">och </w:t>
+      </w:r>
+      <w:r>
+        <w:rPr>
+          <w:i/>
+        </w:rPr>
+        <w:t xml:space="preserve">9740 Skogsbevuxen myr </w:t>
+      </w:r>
+      <w:r>
+        <w:t>(SLU Artdatabanken, 2025; Nitare &amp; Skogsstyrelsen, 2019).</w:t>
+      </w:r>
+    </w:p>
+    <w:p>
+      <w:r>
+        <w:rPr>
+          <w:b/>
+        </w:rPr>
+        <w:t>Gulnål</w:t>
+      </w:r>
+      <w:r>
+        <w:t xml:space="preserve"> växer mest på murknande lövträdsved och barrträdsved och förekommer i skuggiga miljöer med hög luftfuktighet. I södra Sverige är den en relativt bra signal på biotoper med höga naturvärden och följs ofta av sällsynta arter. Gulnål är typisk art för </w:t>
+      </w:r>
+      <w:r>
+        <w:rPr>
+          <w:i/>
+        </w:rPr>
+        <w:t>9110 Näringsfattig bokskog</w:t>
+      </w:r>
+      <w:r>
+        <w:t xml:space="preserve"> och</w:t>
+      </w:r>
+      <w:r>
+        <w:rPr>
+          <w:i/>
+        </w:rPr>
+        <w:t xml:space="preserve"> 9130 Näringsrik bokskog </w:t>
+      </w:r>
+      <w:r>
+        <w:t>(Nitare &amp; Skogsstyrelsen, 2019; SLU Artdatabanken, 2025).</w:t>
+      </w:r>
+    </w:p>
+    <w:p>
+      <w:r>
+        <w:rPr>
+          <w:b/>
+        </w:rPr>
+        <w:t xml:space="preserve">Gytterlav </w:t>
+      </w:r>
+      <w:r>
+        <w:t xml:space="preserve">signalerar höga naturvärden i södra och mellersta Sverige, samt längs Norrlands kustland. Förekomster i söder, framför allt på trädstammar, är en indikation på gammal skogsmark med långvarig förekomst av äldre lövträd i miljöer med hög och jämn luftfuktighet. Gytterlav är typisk art för </w:t>
+      </w:r>
+      <w:r>
+        <w:rPr>
+          <w:i/>
+        </w:rPr>
+        <w:t xml:space="preserve">9040 Fjällbjörkskog </w:t>
+      </w:r>
+      <w:r>
+        <w:t>(Nitare &amp; Skogsstyrelsen, 2019; SLU Artdatabanken, 2025).</w:t>
+      </w:r>
+    </w:p>
+    <w:p>
+      <w:r>
+        <w:rPr>
+          <w:b/>
+        </w:rPr>
+        <w:t>Lappranunkel (§7)</w:t>
+      </w:r>
+      <w:r>
+        <w:t xml:space="preserve"> omfattas av EU:s art- och habitatdirektiv och är fridlyst enligt 7 § artskyddsförordningen vilket innebär att artens livsmiljöer inte får förstöras. Den är knuten till granskogsmiljöer med ytligt liggande markvatten och konstant hög luftfuktighet. Arten är känslig för kalavverkning och markskador men kan kortvarigt står kvar en tid i fuktsvackor efter en avverkning. Lokaler med lappranunkel får inte avverkas. Lappranunkel är typisk art för </w:t>
+      </w:r>
+      <w:r>
+        <w:rPr>
+          <w:i/>
+        </w:rPr>
+        <w:t xml:space="preserve">9010 Taiga, 7160 Källor och källkärr </w:t>
+      </w:r>
+      <w:r>
+        <w:t>och</w:t>
+      </w:r>
+      <w:r>
+        <w:rPr>
+          <w:i/>
+        </w:rPr>
+        <w:t xml:space="preserve"> 9050 Näringsrik granskog</w:t>
+      </w:r>
+      <w:r>
+        <w:t xml:space="preserve"> (Nitare &amp; Skogsstyrelsen, 2019; SLU Artdatabanken, 2024).</w:t>
+      </w:r>
+    </w:p>
+    <w:p>
+      <w:r>
+        <w:rPr>
+          <w:b/>
+        </w:rPr>
+        <w:t xml:space="preserve">Skör kvastmossa </w:t>
+      </w:r>
+      <w:r>
+        <w:t xml:space="preserve">växer på murket trä och någon gång på humusrik jord eller torv. Den påträffas främst i miljöer med hög luftfuktighet, såsom sumpskogar och strandskogar. Den signalerar skog med höga naturvärden och indikerar rik förekomst av ved i olika nedbrytningsstadier på lokaler med hög och jämn luftfuktighet. Skör kvastmossa är typisk art för </w:t>
+      </w:r>
+      <w:r>
+        <w:rPr>
+          <w:i/>
+        </w:rPr>
+        <w:t>9010 Taiga</w:t>
+      </w:r>
+      <w:r>
+        <w:t xml:space="preserve"> (SLU Artdatabanken, 2024; Nitare &amp; Skogsstyrelsen, 2019).</w:t>
+      </w:r>
+    </w:p>
+    <w:p>
+      <w:pPr>
+        <w:pStyle w:val="Heading1"/>
+      </w:pPr>
+      <w:r>
+        <w:t>Certifiering</w:t>
       </w:r>
     </w:p>
     <w:p>
@@ -255,12 +510,7 @@
         <w:pStyle w:val="Heading2"/>
       </w:pPr>
       <w:r>
-        <w:t>Fridlysta arter</w:t>
-      </w:r>
-    </w:p>
-    <w:p>
-      <w:r>
-        <w:t>Följande fridlysta arter har sina livsmiljöer och växtplatser i den avverkningsanmälda skogen: lappranunkel (S, T, §7).</w:t>
+        <w:t>Ur FSC-standarden</w:t>
       </w:r>
     </w:p>
     <w:p>
@@ -268,33 +518,76 @@
         <w:rPr>
           <w:b/>
         </w:rPr>
-        <w:t>Lappranunkel (§7)</w:t>
-      </w:r>
-      <w:r>
-        <w:t xml:space="preserve"> omfattas av EU:s art- och habitatdirektiv och är fridlyst enligt 7 § artskyddsförordningen vilket innebär att artens livsmiljöer inte får förstöras. Den är knuten till granskogsmiljöer med ytligt liggande markvatten och konstant hög luftfuktighet. Arten är känslig för kalavverkning och markskador men kan kortvarigt står kvar en tid i fuktsvackor efter en avverkning. Lokaler med lappranunkel får inte avverkas. Lappranunkel är typisk art för </w:t>
+        <w:t xml:space="preserve">PRINCIP 1: LAGEFTERLEVNAD: </w:t>
+      </w:r>
+      <w:r>
+        <w:t>Certifikatsinnehavaren ska följa alla tillämpliga lagar, förordningar och nationellt ratificerade internationella avtal, konventioner och överenskommelser.</w:t>
+      </w:r>
+    </w:p>
+    <w:p>
+      <w:r>
+        <w:rPr>
+          <w:b/>
+        </w:rPr>
+        <w:t xml:space="preserve">1.3.1 </w:t>
+      </w:r>
+      <w:r>
+        <w:t>Tillämpliga lagar och föreskrifter för brukandet av skogen följs.</w:t>
+      </w:r>
+    </w:p>
+    <w:p>
+      <w:pPr>
+        <w:pStyle w:val="ListBullet"/>
+      </w:pPr>
+      <w:r>
+        <w:rPr>
+          <w:b/>
+          <w:i/>
+        </w:rPr>
+        <w:t xml:space="preserve">Kommentar: </w:t>
+      </w:r>
+      <w:r>
+        <w:t>I den avverkningsanmälda skogen har fridlysta arter sina livsmiljöer och växtplatser. Att skada de fridlysta arternas livsmiljöer, växtplatser eller ekologiska funktion är inte tillåtet enligt artskyddsförordningen.</w:t>
+      </w:r>
+    </w:p>
+    <w:p>
+      <w:r>
+        <w:rPr>
+          <w:b/>
+        </w:rPr>
+        <w:t xml:space="preserve">6.4 </w:t>
+      </w:r>
+      <w:r>
+        <w:t>Certifikatsinnehavaren ska skydda sällsynta arter och hotade arter samt deras livsmiljöer inom skogsbruksenheten. Det ska ske genom avsättningar, andra skyddade områden och genom att skapa konnektivitet och/eller genom andra direkta åtgärder som gynnar dessa arters överlevnad och livskraft. Åtgärderna ska stå i förhållande till brukandets skala, intensitet och risk, samt till sällsynta och hotade arters bevarandestatus och ekologiska krav. Certifikatsinnehavaren ska beakta den geografiska spridningen och ekologiska krav hos sällsynta och hotade arter utanför skogsbruksenhetens gränser när beslut om åtgärder inom skogsbruksenheten ska fattas.</w:t>
+      </w:r>
+    </w:p>
+    <w:p>
+      <w:r>
+        <w:rPr>
+          <w:b/>
+        </w:rPr>
+        <w:t xml:space="preserve">6.4.3 </w:t>
+      </w:r>
+      <w:r>
+        <w:t>Bevarandeåtgärder genomförs för de kända förekomster av rödlistade arter som påverkas av skogsbruk.</w:t>
+      </w:r>
+    </w:p>
+    <w:p>
+      <w:pPr>
+        <w:pStyle w:val="ListBullet"/>
+      </w:pPr>
+      <w:r>
+        <w:rPr>
+          <w:b/>
+          <w:i/>
+        </w:rPr>
+        <w:t xml:space="preserve">Kommentar: </w:t>
       </w:r>
       <w:r>
         <w:rPr>
           <w:i/>
         </w:rPr>
-        <w:t xml:space="preserve">9010 Taiga, 7160 Källor och källkärr </w:t>
-      </w:r>
-      <w:r>
-        <w:t>och</w:t>
-      </w:r>
-      <w:r>
-        <w:rPr>
-          <w:i/>
-        </w:rPr>
-        <w:t xml:space="preserve"> 9050 Näringsrik granskog</w:t>
-      </w:r>
-      <w:r>
-        <w:t xml:space="preserve"> (Nitare &amp; Skogsstyrelsen, 2019; SLU Artdatabanken, 2024).</w:t>
-      </w:r>
-    </w:p>
-    <w:p>
-      <w:r>
-        <w:t>I BILAGA 1 finns mer detaljerad information om ekologi samt krav på livsmiljö hos fridlysta arter.</w:t>
+        <w:t>I det avverkningsanmälda skogsområdet har 8 naturvårdsarter varav 3 rödlistade arter sina livsmiljöer och växtplatser.</w:t>
       </w:r>
     </w:p>
     <w:p>
@@ -302,7 +595,7 @@
         <w:pStyle w:val="Heading2"/>
       </w:pPr>
       <w:r>
-        <w:t>Övriga naturvårdsarter</w:t>
+        <w:t>Ur Chain of Custody Certification (FSC-STD-40-004 ver 3.0)</w:t>
       </w:r>
     </w:p>
     <w:p>
@@ -310,220 +603,144 @@
         <w:rPr>
           <w:b/>
         </w:rPr>
-        <w:t xml:space="preserve">Bollvitmossa </w:t>
-      </w:r>
-      <w:r>
-        <w:t xml:space="preserve">är en bra signalart inom hela sitt utbredningsområde. Vanligast är den i naturvårdsintressanta tallsumpskogar. Även gransumpskogar med bollvitmossa har normalt höga naturvärden. Arten indikerar skogsmark med stabila hydrologiska förhållanden och sannolikt även lång skoglig kontinuitet. Bollvitmossa är typisk art för </w:t>
+        <w:t xml:space="preserve">1.3 </w:t>
+      </w:r>
+      <w:r>
+        <w:t xml:space="preserve">The organization shall commit to the FSC values as defined in FSC-POL-01-004 Policy for the Association of Organizations with FSC. </w:t>
+      </w:r>
+    </w:p>
+    <w:p>
+      <w:pPr>
+        <w:pStyle w:val="Heading2"/>
+      </w:pPr>
+      <w:r>
+        <w:t>Ur FSC:s policy för associerade organisationer (FSC-POL-01-004)</w:t>
+      </w:r>
+    </w:p>
+    <w:p>
+      <w:r>
+        <w:t xml:space="preserve">Som “Chain of Custody”-certifierad organisation är skogsbolaget bunden av de fastställda reglerna i Del 1 Punkt 1 c) i Policy för organisationer associerade med FSC (FSC-POL-01-004 V2-0 EN + SVE version 2012-03-02): </w:t>
+      </w:r>
+    </w:p>
+    <w:p>
+      <w:pPr>
+        <w:pStyle w:val="ListNumber"/>
+      </w:pPr>
+      <w:r>
+        <w:t>De organisationer FSC kan acceptera association med får inte direkt eller indirekt ha några kopplingar till nedanstående, oacceptabla aktiviteter:</w:t>
+      </w:r>
+    </w:p>
+    <w:p>
+      <w:pPr>
+        <w:ind w:left="357"/>
+      </w:pPr>
+      <w:r>
+        <w:t>a) Olaglig skogsavverkning och handel med olagligt avverkat virke eller skogsprodukter</w:t>
+      </w:r>
+    </w:p>
+    <w:p>
+      <w:pPr>
+        <w:ind w:left="357"/>
+      </w:pPr>
+      <w:r>
+        <w:t>...</w:t>
+      </w:r>
+    </w:p>
+    <w:p>
+      <w:pPr>
+        <w:ind w:left="357"/>
+      </w:pPr>
+      <w:r>
+        <w:t>c) Skogsbruk som förstör höga naturvärden</w:t>
+      </w:r>
+    </w:p>
+    <w:p>
+      <w:pPr>
+        <w:ind w:left="357"/>
+      </w:pPr>
+      <w:r>
+        <w:t>d) Betydande omvandling av skog till plantager eller annan, icke skoglig, markanvändning</w:t>
+      </w:r>
+    </w:p>
+    <w:p>
+      <w:pPr>
+        <w:pStyle w:val="ListBullet"/>
+      </w:pPr>
+      <w:r>
+        <w:rPr>
+          <w:b/>
+          <w:i/>
+        </w:rPr>
+        <w:t xml:space="preserve">Kommentar: </w:t>
       </w:r>
       <w:r>
         <w:rPr>
           <w:i/>
         </w:rPr>
-        <w:t xml:space="preserve">9010 Taiga </w:t>
-      </w:r>
-      <w:r>
-        <w:t xml:space="preserve">och </w:t>
+        <w:t>Avverkning av skog med höga naturvärden samt skada på fridlysta arter strider både mot FSC Controlled Wood-standarden och FSC:s policy for associerade organisationer.</w:t>
+      </w:r>
+    </w:p>
+    <w:p>
+      <w:pPr>
+        <w:pStyle w:val="Heading2"/>
+      </w:pPr>
+      <w:r>
+        <w:t>Ur FSC Controlled Wood (FSC-STD-40-005)</w:t>
+      </w:r>
+    </w:p>
+    <w:p>
+      <w:r>
+        <w:t>Virke som inte accepteras i FSC-märkta produkter (oacceptabelt ursprung) enligt FSC Controlled Wood (FSC-STD-40-005):</w:t>
+      </w:r>
+    </w:p>
+    <w:p>
+      <w:pPr>
+        <w:pStyle w:val="ListNumber"/>
+      </w:pPr>
+      <w:r>
+        <w:t>Illegalt avverkat virke.</w:t>
+      </w:r>
+    </w:p>
+    <w:p>
+      <w:pPr>
+        <w:pStyle w:val="ListNumber"/>
+      </w:pPr>
+      <w:r>
+        <w:t>...</w:t>
+      </w:r>
+    </w:p>
+    <w:p>
+      <w:pPr>
+        <w:pStyle w:val="ListNumber"/>
+      </w:pPr>
+      <w:r>
+        <w:t>Virke från avverkningar som hotar höga naturvärden.</w:t>
+      </w:r>
+    </w:p>
+    <w:p>
+      <w:pPr>
+        <w:pStyle w:val="ListNumber"/>
+      </w:pPr>
+      <w:r>
+        <w:t>Virke från skog som konverteras till plantager eller icke-skogligt bruk.</w:t>
+      </w:r>
+    </w:p>
+    <w:p>
+      <w:pPr>
+        <w:pStyle w:val="ListBullet"/>
+      </w:pPr>
+      <w:r>
+        <w:rPr>
+          <w:b/>
+          <w:i/>
+        </w:rPr>
+        <w:t xml:space="preserve">Kommentar: </w:t>
       </w:r>
       <w:r>
         <w:rPr>
           <w:i/>
         </w:rPr>
-        <w:t xml:space="preserve">9740 Skogsbevuxen myr </w:t>
-      </w:r>
-      <w:r>
-        <w:t>(SLU Artdatabanken, 2025; Nitare &amp; Skogsstyrelsen, 2019).</w:t>
-      </w:r>
-    </w:p>
-    <w:p>
-      <w:r>
-        <w:rPr>
-          <w:b/>
-        </w:rPr>
-        <w:t>Gulnål</w:t>
-      </w:r>
-      <w:r>
-        <w:t xml:space="preserve"> växer mest på murknande lövträdsved och barrträdsved och förekommer i skuggiga miljöer med hög luftfuktighet. I södra Sverige är den en relativt bra signal på biotoper med höga naturvärden och följs ofta av sällsynta arter. Gulnål är typisk art för </w:t>
-      </w:r>
-      <w:r>
-        <w:rPr>
-          <w:i/>
-        </w:rPr>
-        <w:t>9110 Näringsfattig bokskog</w:t>
-      </w:r>
-      <w:r>
-        <w:t xml:space="preserve"> och</w:t>
-      </w:r>
-      <w:r>
-        <w:rPr>
-          <w:i/>
-        </w:rPr>
-        <w:t xml:space="preserve"> 9130 Näringsrik bokskog </w:t>
-      </w:r>
-      <w:r>
-        <w:t>(Nitare &amp; Skogsstyrelsen, 2019; SLU Artdatabanken, 2025).</w:t>
-      </w:r>
-    </w:p>
-    <w:p>
-      <w:r>
-        <w:rPr>
-          <w:b/>
-        </w:rPr>
-        <w:t xml:space="preserve">Gytterlav </w:t>
-      </w:r>
-      <w:r>
-        <w:t xml:space="preserve">signalerar höga naturvärden i södra och mellersta Sverige, samt längs Norrlands kustland. Förekomster i söder, framför allt på trädstammar, är en indikation på gammal skogsmark med långvarig förekomst av äldre lövträd i miljöer med hög och jämn luftfuktighet. Gytterlav är typisk art för </w:t>
-      </w:r>
-      <w:r>
-        <w:rPr>
-          <w:i/>
-        </w:rPr>
-        <w:t xml:space="preserve">9040 Fjällbjörkskog </w:t>
-      </w:r>
-      <w:r>
-        <w:t>(Nitare &amp; Skogsstyrelsen, 2019; SLU Artdatabanken, 2025).</w:t>
-      </w:r>
-    </w:p>
-    <w:p>
-      <w:r>
-        <w:rPr>
-          <w:b/>
-        </w:rPr>
-        <w:t>Lunglav (NT)</w:t>
-      </w:r>
-      <w:r>
-        <w:t xml:space="preserve"> är en av vårt lands främsta signalarter som överallt indikerar gamla lövträd, skogsbestånd med höga naturvärden och ekosystem med långskoglig kontinuitet. Lokalt kan förekomsten vara mycket riklig men den hittas nästan enbart i gamla och ej slutavverkade skogar. Artens samtliga förekomster bör uppmärksammas från naturvårdssynpunkt, då många lokaler även hyser andra ovanliga och rödlistade arter. Rikliga förekomster bör skyddas med biotopskydd, frivilliga avsättningar eller reservat. På lunglav kan de sällsynta lavparasiterna lunglavshårprick (CR), </w:t>
-      </w:r>
-      <w:r>
-        <w:rPr>
-          <w:i/>
-        </w:rPr>
-        <w:t>Abrothallus diederichii</w:t>
-      </w:r>
-      <w:r>
-        <w:t xml:space="preserve"> (VU), </w:t>
-      </w:r>
-      <w:r>
-        <w:rPr>
-          <w:i/>
-        </w:rPr>
-        <w:t>Abrothallus lobariae</w:t>
-      </w:r>
-      <w:r>
-        <w:t xml:space="preserve"> (VU), </w:t>
-      </w:r>
-      <w:r>
-        <w:rPr>
-          <w:i/>
-        </w:rPr>
-        <w:t>Calycina lobariae</w:t>
-      </w:r>
-      <w:r>
-        <w:t xml:space="preserve"> (VU), lunglavsknapp (VU) och skrovelmössing (VU) påträffas. Lunglav är typisk art för </w:t>
-      </w:r>
-      <w:r>
-        <w:rPr>
-          <w:i/>
-        </w:rPr>
-        <w:t>9010 Taiga, 9020 Nordlig ädellövskog, 9110 Näringsfattig bokskog, 9130 Näringsrik bokskog, 9160 Näringsrik ekskog, 9180 Ädellövskog i branter, 9190 Näringsfattig ekskog, 9070 Trädklädd betesmark, 9040 Fjällbjörkskog</w:t>
-      </w:r>
-      <w:r>
-        <w:t xml:space="preserve"> och</w:t>
-      </w:r>
-      <w:r>
-        <w:rPr>
-          <w:i/>
-        </w:rPr>
-        <w:t xml:space="preserve"> 6530 Lövängar</w:t>
-      </w:r>
-      <w:r>
-        <w:t xml:space="preserve"> (SLU Artdatabanken, 2026; Nitare &amp; Skogsstyrelsen, 2019).</w:t>
-      </w:r>
-    </w:p>
-    <w:p>
-      <w:r>
-        <w:rPr>
-          <w:b/>
-        </w:rPr>
-        <w:t xml:space="preserve">Skör kvastmossa </w:t>
-      </w:r>
-      <w:r>
-        <w:t xml:space="preserve">växer på murket trä och någon gång på humusrik jord eller torv. Den påträffas främst i miljöer med hög luftfuktighet, såsom sumpskogar och strandskogar. Den signalerar skog med höga naturvärden och indikerar rik förekomst av ved i olika nedbrytningsstadier på lokaler med hög och jämn luftfuktighet. Skör kvastmossa är typisk art för </w:t>
-      </w:r>
-      <w:r>
-        <w:rPr>
-          <w:i/>
-        </w:rPr>
-        <w:t>9010 Taiga</w:t>
-      </w:r>
-      <w:r>
-        <w:t xml:space="preserve"> (SLU Artdatabanken, 2024; Nitare &amp; Skogsstyrelsen, 2019).</w:t>
-      </w:r>
-    </w:p>
-    <w:p>
-      <w:r>
-        <w:rPr>
-          <w:b/>
-        </w:rPr>
-        <w:t>Ullticka (NT)</w:t>
-      </w:r>
-      <w:r>
-        <w:t xml:space="preserve"> är knuten till restbestånd av barrnaturskog och förekommer med ett tydligt optimum i orörda eller måttligt påverkade gamla granskogar där det föreligger viss kontinuitet av grov död ved. Ullticka är en bra signalart inom hela sitt utbredningsområde och i södra Sverige är den sällsynt och en god signalart för skyddsvärda granskogsmiljöer. Den hotas av avverkning och fragmentering av naturskog och äldre granskog med lång trädkontinuitet. På ullticka kan ibland ulltickeporing (VU) påträffas - det är en sällsynt ticka som nyligen delats upp i de tre olika arterna ulltickeporing </w:t>
-      </w:r>
-      <w:r>
-        <w:rPr>
-          <w:i/>
-        </w:rPr>
-        <w:t xml:space="preserve">Skeletocutis brevispora </w:t>
-      </w:r>
-      <w:r>
-        <w:t>(VU)</w:t>
-      </w:r>
-      <w:r>
-        <w:rPr>
-          <w:i/>
-        </w:rPr>
-        <w:t>, Skeletocutis delicata</w:t>
-      </w:r>
-      <w:r>
-        <w:t xml:space="preserve"> (VU)</w:t>
-      </w:r>
-      <w:r>
-        <w:rPr>
-          <w:i/>
-        </w:rPr>
-        <w:t xml:space="preserve"> och Skeletocutis exilis</w:t>
-      </w:r>
-      <w:r>
-        <w:t xml:space="preserve"> (NT). Ullticka är typisk art för </w:t>
-      </w:r>
-      <w:r>
-        <w:rPr>
-          <w:i/>
-        </w:rPr>
-        <w:t xml:space="preserve">9010 Taiga, 9050 Näringsrik granskog </w:t>
-      </w:r>
-      <w:r>
-        <w:t xml:space="preserve">och </w:t>
-      </w:r>
-      <w:r>
-        <w:rPr>
-          <w:i/>
-        </w:rPr>
-        <w:t>9030 Landhöjningsskog</w:t>
-      </w:r>
-      <w:r>
-        <w:t xml:space="preserve"> (SLU Artdatabanken, 2026; Nitare &amp; Skogsstyrelsen, 2019; Miettinen &amp; Niemelä, 2018).</w:t>
-      </w:r>
-    </w:p>
-    <w:p>
-      <w:r>
-        <w:rPr>
-          <w:b/>
-        </w:rPr>
-        <w:t>Vitgrynig nållav (NT)</w:t>
-      </w:r>
-      <w:r>
-        <w:t xml:space="preserve"> växer nästan uteslutande på bark av gamla, senvuxna granar i skuggiga lägen med hög och jämn luftfuktighet. Den vanligaste naturtypen för arten är kontinuitetsskogar på frisk mark men den finns också i sumpgranskogar. På lång sikt utgör avverkningar av olikåldriga granskogar av naturskogskaraktär ett allvarligt hot mot arten och skogsbruksåtgärder på eller i närheten av växtplatserna bör undvikas. Naturskogsartade, fuktiga granskogar med förekomster av arten signalerar höga biologiska värden och bör bevaras (SLU Artdatabanken, 2024; Nitare &amp; Skogsstyrelsen, 2019).</w:t>
+        <w:t>Avverkning av skog med höga naturvärden samt skada på fridlysta arter strider både mot FSC Controlled Wood-standarden och FSC:s policy for associerade organisationer.</w:t>
       </w:r>
     </w:p>
     <w:p>
@@ -531,7 +748,108 @@
         <w:pStyle w:val="Heading1"/>
       </w:pPr>
       <w:r>
-        <w:t>Certifiering</w:t>
+        <w:t>Ur PEFC-standarden gällande lagefterlevnad</w:t>
+      </w:r>
+    </w:p>
+    <w:p>
+      <w:r>
+        <w:t>PEFC-standarden förutsätter att tillämplig svensk lagstiftning följs. Det är utsedd tillsynsmyndighet som ansvarar för tillsyn av lagens efterlevnad. PEFC-standarden återger innehållet i vissa certifieringskritiska lag- och föreskriftskrav vilka ska ingå i granskning av PEFC-systemets efterlevnad.</w:t>
+      </w:r>
+    </w:p>
+    <w:p>
+      <w:pPr>
+        <w:pStyle w:val="ListBullet"/>
+      </w:pPr>
+      <w:r>
+        <w:rPr>
+          <w:b/>
+          <w:i/>
+        </w:rPr>
+        <w:t xml:space="preserve">Kommentar: </w:t>
+      </w:r>
+      <w:r>
+        <w:rPr>
+          <w:i/>
+        </w:rPr>
+        <w:t>I den avverkningsanmälda skogen har fridlysta arter sina livsmiljöer och växtplatser. Att skada de fridlysta arternas livsmiljöer, växtplatser eller ekologiska funktion är inte tillåtet enligt artskyddsförordningen</w:t>
+      </w:r>
+    </w:p>
+    <w:p>
+      <w:r>
+        <w:br w:type="page"/>
+      </w:r>
+    </w:p>
+    <w:p>
+      <w:pPr>
+        <w:pStyle w:val="Title"/>
+      </w:pPr>
+      <w:r>
+        <w:t>BILAGA 1 –</w:t>
+        <w:br/>
+        <w:t>Fridlysta och rödlistade arter</w:t>
+      </w:r>
+    </w:p>
+    <w:p>
+      <w:pPr>
+        <w:pStyle w:val="Heading1"/>
+      </w:pPr>
+      <w:r>
+        <w:t>Lunglav – ekologi samt krav på livsmiljön</w:t>
+      </w:r>
+    </w:p>
+    <w:p>
+      <w:r>
+        <w:t xml:space="preserve">Lunglav (NT) är en av vårt lands främsta signalarter som överallt indikerar gamla lövträd, skogsbestånd med höga naturvärden och ekosystem med lång skoglig kontinuitet. Lokalt kan förekomsten vara mycket riklig men den hittas nästan enbart i gamla och ej slutavverkade skogar. Artens samtliga förekomster bör uppmärksammas från naturvårdssynpunkt, då många lokaler även hyser andra ovanliga och rödlistade arter, däribland de sällsynta lavparasiterna lunglavshårprick (CR), </w:t>
+      </w:r>
+      <w:r>
+        <w:rPr>
+          <w:i/>
+        </w:rPr>
+        <w:t>Abrothallus diederichii</w:t>
+      </w:r>
+      <w:r>
+        <w:t xml:space="preserve"> (VU), </w:t>
+      </w:r>
+      <w:r>
+        <w:rPr>
+          <w:i/>
+        </w:rPr>
+        <w:t>Abrothallus lobariae</w:t>
+      </w:r>
+      <w:r>
+        <w:t xml:space="preserve"> (VU), </w:t>
+      </w:r>
+      <w:r>
+        <w:rPr>
+          <w:i/>
+        </w:rPr>
+        <w:t>Calycina lobariae</w:t>
+      </w:r>
+      <w:r>
+        <w:t xml:space="preserve"> (VU), lunglavsknapp (VU) och skrovelmössing (VU), som växer på lunglav. Rikliga förekomster med lunglav bör skyddas med biotopskydd, frivilliga avsättningar eller reservat (SLU Artdatabanken, 2026; Nitare &amp; Skogsstyrelsen, 2019).</w:t>
+      </w:r>
+    </w:p>
+    <w:p>
+      <w:r>
+        <w:t xml:space="preserve">Lunglav är typisk art för </w:t>
+      </w:r>
+      <w:r>
+        <w:rPr>
+          <w:i/>
+        </w:rPr>
+        <w:t>9010 Taiga, 9020 Nordlig ädellövskog, 9110 Näringsfattig bokskog, 9130 Näringsrik bokskog, 9160 Näringsrik ekskog, 9180 Ädellövskog i branter, 9190 Näringsfattig ekskog, 9070 Trädklädd betesmark, 9040 Fjällbjörkskog</w:t>
+      </w:r>
+      <w:r>
+        <w:t xml:space="preserve"> och</w:t>
+      </w:r>
+      <w:r>
+        <w:rPr>
+          <w:i/>
+        </w:rPr>
+        <w:t xml:space="preserve"> 6530 Lövängar</w:t>
+      </w:r>
+      <w:r>
+        <w:t xml:space="preserve"> (SLU Artdatabanken, 2026).</w:t>
       </w:r>
     </w:p>
     <w:p>
@@ -539,29 +857,48 @@
         <w:pStyle w:val="Heading2"/>
       </w:pPr>
       <w:r>
-        <w:t>Ur FSC-standarden</w:t>
+        <w:t>Referenser – lunglav</w:t>
       </w:r>
     </w:p>
     <w:p>
       <w:r>
+        <w:t xml:space="preserve">Nitare, J. och Skogsstyrelsen, 2019. </w:t>
+      </w:r>
+      <w:r>
         <w:rPr>
-          <w:b/>
+          <w:i/>
         </w:rPr>
-        <w:t xml:space="preserve">PRINCIP 1: LAGEFTERLEVNAD: </w:t>
-      </w:r>
-      <w:r>
-        <w:t>Certifikatsinnehavaren ska följa alla tillämpliga lagar, förordningar och nationellt ratificerade internationella avtal, konventioner och överenskommelser.</w:t>
+        <w:t xml:space="preserve">Skyddsvärd skog – Naturvårdsarter och andra kriterier för naturvärdesbedömning. </w:t>
+      </w:r>
+      <w:r>
+        <w:t>Skogsstyrelsen.</w:t>
       </w:r>
     </w:p>
     <w:p>
       <w:r>
+        <w:t xml:space="preserve">SLU Artdatabanken, 2026. </w:t>
+      </w:r>
+      <w:r>
         <w:rPr>
-          <w:b/>
+          <w:i/>
         </w:rPr>
-        <w:t xml:space="preserve">1.3.1 </w:t>
-      </w:r>
-      <w:r>
-        <w:t>Tillämpliga lagar och föreskrifter för brukandet av skogen följs.</w:t>
+        <w:t xml:space="preserve">Artfaktablad. Naturvård – artfakta. </w:t>
+      </w:r>
+      <w:r>
+        <w:t>SLU Artdatabanken, Uppsala.</w:t>
+      </w:r>
+    </w:p>
+    <w:p>
+      <w:pPr>
+        <w:pStyle w:val="Heading1"/>
+      </w:pPr>
+      <w:r>
+        <w:t>Lappranunkel – ekologi samt krav på livsmiljön</w:t>
+      </w:r>
+    </w:p>
+    <w:p>
+      <w:r>
+        <w:t>Lappranunkel (§7) omfattas av EU:s art- och habitatdirektiv och fridlyst enligt 7 § artskyddsförordningen vilket innebär att artens livsmiljöer inte får förstöras.</w:t>
       </w:r>
     </w:p>
     <w:p>
@@ -569,54 +906,36 @@
         <w:pStyle w:val="ListBullet"/>
       </w:pPr>
       <w:r>
-        <w:rPr>
-          <w:b/>
-          <w:i/>
-        </w:rPr>
-        <w:t xml:space="preserve">Kommentar: </w:t>
-      </w:r>
-      <w:r>
-        <w:t>I den avverkningsanmälda skogen har fridlysta arter sina livsmiljöer och växtplatser. Att skada de fridlysta arternas livsmiljöer, växtplatser eller ekologiska funktion är inte tillåtet enligt artskyddsförordningen.</w:t>
-      </w:r>
-    </w:p>
-    <w:p>
-      <w:r>
-        <w:rPr>
-          <w:b/>
-        </w:rPr>
-        <w:t xml:space="preserve">6.4 </w:t>
-      </w:r>
-      <w:r>
-        <w:t>Certifikatsinnehavaren ska skydda sällsynta arter och hotade arter samt deras livsmiljöer inom skogsbruksenheten. Det ska ske genom avsättningar, andra skyddade områden och genom att skapa konnektivitet och/eller genom andra direkta åtgärder som gynnar dessa arters överlevnad och livskraft. Åtgärderna ska stå i förhållande till brukandets skala, intensitet och risk, samt till sällsynta och hotade arters bevarandestatus och ekologiska krav. Certifikatsinnehavaren ska beakta den geografiska spridningen och ekologiska krav hos sällsynta och hotade arter utanför skogsbruksenhetens gränser när beslut om åtgärder inom skogsbruksenheten ska fattas.</w:t>
-      </w:r>
-    </w:p>
-    <w:p>
-      <w:r>
-        <w:rPr>
-          <w:b/>
-        </w:rPr>
-        <w:t xml:space="preserve">6.4.3 </w:t>
-      </w:r>
-      <w:r>
-        <w:t>Bevarandeåtgärder genomförs för de kända förekomster av rödlistade arter som påverkas av skogsbruk.</w:t>
-      </w:r>
-    </w:p>
-    <w:p>
-      <w:pPr>
-        <w:pStyle w:val="ListBullet"/>
-      </w:pPr>
-      <w:r>
-        <w:rPr>
-          <w:b/>
-          <w:i/>
-        </w:rPr>
-        <w:t xml:space="preserve">Kommentar: </w:t>
+        <w:t xml:space="preserve">7 § </w:t>
       </w:r>
       <w:r>
         <w:rPr>
           <w:i/>
         </w:rPr>
-        <w:t>I det avverkningsanmälda skogsområdet har 8 naturvårdsarter varav 3 rödlistade arter sina livsmiljöer och växtplatser.</w:t>
+        <w:t>I fråga om sådana växtarter som i bilaga 1 till denna förordning har markerats med N är det förbjudet att avsiktligt plocka, samla in, skära av, dra upp med rötterna eller förstöra växter i deras naturliga utbredningsområde i naturen. Förbudet gäller alla stadier i växternas biologiska cykel.</w:t>
+      </w:r>
+    </w:p>
+    <w:p>
+      <w:r>
+        <w:t xml:space="preserve">Lappranunkel är knuten till granskogsmiljöer med ytligt liggande markvatten och konstant hög luftfuktighet. Arten är känslig för kalavverkning och markskador men kan kortvarigt står kvar en tid i fuktsvackor efter en avverkning. Dikade lokaler bör restaureras hydrologiskt. Lokaler med lappranunkel får inte avverkas. Lappranunkel är typisk art för </w:t>
+      </w:r>
+      <w:r>
+        <w:rPr>
+          <w:i/>
+        </w:rPr>
+        <w:t xml:space="preserve">9010 Taiga, 7160 Källor och källkärr </w:t>
+      </w:r>
+      <w:r>
+        <w:t>och</w:t>
+      </w:r>
+      <w:r>
+        <w:rPr>
+          <w:i/>
+        </w:rPr>
+        <w:t xml:space="preserve"> 9050 Näringsrik granskog</w:t>
+      </w:r>
+      <w:r>
+        <w:t xml:space="preserve"> (Nitare &amp; Skogsstyrelsen, 2019; SLU Artdatabanken, 2024).</w:t>
       </w:r>
     </w:p>
     <w:p>
@@ -624,255 +943,6 @@
         <w:pStyle w:val="Heading2"/>
       </w:pPr>
       <w:r>
-        <w:t>Ur Chain of Custody Certification (FSC-STD-40-004 ver 3.0)</w:t>
-      </w:r>
-    </w:p>
-    <w:p>
-      <w:r>
-        <w:rPr>
-          <w:b/>
-        </w:rPr>
-        <w:t xml:space="preserve">1.3 </w:t>
-      </w:r>
-      <w:r>
-        <w:t xml:space="preserve">The organization shall commit to the FSC values as defined in FSC-POL-01-004 Policy for the Association of Organizations with FSC. </w:t>
-      </w:r>
-    </w:p>
-    <w:p>
-      <w:pPr>
-        <w:pStyle w:val="Heading2"/>
-      </w:pPr>
-      <w:r>
-        <w:t>Ur FSC:s policy för associerade organisationer (FSC-POL-01-004)</w:t>
-      </w:r>
-    </w:p>
-    <w:p>
-      <w:r>
-        <w:t xml:space="preserve">Som “Chain of Custody”-certifierad organisation är skogsbolaget bunden av de fastställda reglerna i Del 1 Punkt 1 c) i Policy för organisationer associerade med FSC (FSC-POL-01-004 V2-0 EN + SVE version 2012-03-02): </w:t>
-      </w:r>
-    </w:p>
-    <w:p>
-      <w:pPr>
-        <w:pStyle w:val="ListNumber"/>
-      </w:pPr>
-      <w:r>
-        <w:t>De organisationer FSC kan acceptera association med får inte direkt eller indirekt ha några kopplingar till nedanstående, oacceptabla aktiviteter:</w:t>
-      </w:r>
-    </w:p>
-    <w:p>
-      <w:pPr>
-        <w:ind w:left="357"/>
-      </w:pPr>
-      <w:r>
-        <w:t>a) Olaglig skogsavverkning och handel med olagligt avverkat virke eller skogsprodukter</w:t>
-      </w:r>
-    </w:p>
-    <w:p>
-      <w:pPr>
-        <w:ind w:left="357"/>
-      </w:pPr>
-      <w:r>
-        <w:t>...</w:t>
-      </w:r>
-    </w:p>
-    <w:p>
-      <w:pPr>
-        <w:ind w:left="357"/>
-      </w:pPr>
-      <w:r>
-        <w:t>c) Skogsbruk som förstör höga naturvärden</w:t>
-      </w:r>
-    </w:p>
-    <w:p>
-      <w:pPr>
-        <w:ind w:left="357"/>
-      </w:pPr>
-      <w:r>
-        <w:t>d) Betydande omvandling av skog till plantager eller annan, icke skoglig, markanvändning</w:t>
-      </w:r>
-    </w:p>
-    <w:p>
-      <w:pPr>
-        <w:pStyle w:val="ListBullet"/>
-      </w:pPr>
-      <w:r>
-        <w:rPr>
-          <w:b/>
-          <w:i/>
-        </w:rPr>
-        <w:t xml:space="preserve">Kommentar: </w:t>
-      </w:r>
-      <w:r>
-        <w:rPr>
-          <w:i/>
-        </w:rPr>
-        <w:t>Avverkning av skog med höga naturvärden samt skada på fridlysta arter strider både mot FSC Controlled Wood-standarden och FSC:s policy for associerade organisationer.</w:t>
-      </w:r>
-    </w:p>
-    <w:p>
-      <w:pPr>
-        <w:pStyle w:val="Heading2"/>
-      </w:pPr>
-      <w:r>
-        <w:t>Ur FSC Controlled Wood (FSC-STD-40-005)</w:t>
-      </w:r>
-    </w:p>
-    <w:p>
-      <w:r>
-        <w:t>Virke som inte accepteras i FSC-märkta produkter (oacceptabelt ursprung) enligt FSC Controlled Wood (FSC-STD-40-005):</w:t>
-      </w:r>
-    </w:p>
-    <w:p>
-      <w:pPr>
-        <w:pStyle w:val="ListNumber"/>
-      </w:pPr>
-      <w:r>
-        <w:t>Illegalt avverkat virke.</w:t>
-      </w:r>
-    </w:p>
-    <w:p>
-      <w:pPr>
-        <w:pStyle w:val="ListNumber"/>
-      </w:pPr>
-      <w:r>
-        <w:t>...</w:t>
-      </w:r>
-    </w:p>
-    <w:p>
-      <w:pPr>
-        <w:pStyle w:val="ListNumber"/>
-      </w:pPr>
-      <w:r>
-        <w:t>Virke från avverkningar som hotar höga naturvärden.</w:t>
-      </w:r>
-    </w:p>
-    <w:p>
-      <w:pPr>
-        <w:pStyle w:val="ListNumber"/>
-      </w:pPr>
-      <w:r>
-        <w:t>Virke från skog som konverteras till plantager eller icke-skogligt bruk.</w:t>
-      </w:r>
-    </w:p>
-    <w:p>
-      <w:pPr>
-        <w:pStyle w:val="ListBullet"/>
-      </w:pPr>
-      <w:r>
-        <w:rPr>
-          <w:b/>
-          <w:i/>
-        </w:rPr>
-        <w:t xml:space="preserve">Kommentar: </w:t>
-      </w:r>
-      <w:r>
-        <w:rPr>
-          <w:i/>
-        </w:rPr>
-        <w:t>Avverkning av skog med höga naturvärden samt skada på fridlysta arter strider både mot FSC Controlled Wood-standarden och FSC:s policy for associerade organisationer.</w:t>
-      </w:r>
-    </w:p>
-    <w:p>
-      <w:pPr>
-        <w:pStyle w:val="Heading1"/>
-      </w:pPr>
-      <w:r>
-        <w:t>Ur PEFC-standarden gällande lagefterlevnad</w:t>
-      </w:r>
-    </w:p>
-    <w:p>
-      <w:r>
-        <w:t>PEFC-standarden förutsätter att tillämplig svensk lagstiftning följs. Det är utsedd tillsynsmyndighet som ansvarar för tillsyn av lagens efterlevnad. PEFC-standarden återger innehållet i vissa certifieringskritiska lag- och föreskriftskrav vilka ska ingå i granskning av PEFC-systemets efterlevnad.</w:t>
-      </w:r>
-    </w:p>
-    <w:p>
-      <w:pPr>
-        <w:pStyle w:val="ListBullet"/>
-      </w:pPr>
-      <w:r>
-        <w:rPr>
-          <w:b/>
-          <w:i/>
-        </w:rPr>
-        <w:t xml:space="preserve">Kommentar: </w:t>
-      </w:r>
-      <w:r>
-        <w:rPr>
-          <w:i/>
-        </w:rPr>
-        <w:t>I den avverkningsanmälda skogen har fridlysta arter sina livsmiljöer och växtplatser. Att skada de fridlysta arternas livsmiljöer, växtplatser eller ekologiska funktion är inte tillåtet enligt artskyddsförordningen</w:t>
-      </w:r>
-    </w:p>
-    <w:p>
-      <w:r>
-        <w:br w:type="page"/>
-      </w:r>
-    </w:p>
-    <w:p>
-      <w:pPr>
-        <w:pStyle w:val="Title"/>
-      </w:pPr>
-      <w:r>
-        <w:t>BILAGA 1 –</w:t>
-        <w:br/>
-        <w:t>Fridlysta och rödlistade arter</w:t>
-      </w:r>
-    </w:p>
-    <w:p>
-      <w:pPr>
-        <w:pStyle w:val="Heading1"/>
-      </w:pPr>
-      <w:r>
-        <w:t>Lappranunkel – ekologi samt krav på livsmiljön</w:t>
-      </w:r>
-    </w:p>
-    <w:p>
-      <w:r>
-        <w:t>Lappranunkel (§7) omfattas av EU:s art- och habitatdirektiv och fridlyst enligt 7 § artskyddsförordningen vilket innebär att artens livsmiljöer inte får förstöras.</w:t>
-      </w:r>
-    </w:p>
-    <w:p>
-      <w:pPr>
-        <w:pStyle w:val="ListBullet"/>
-      </w:pPr>
-      <w:r>
-        <w:t xml:space="preserve">7 § </w:t>
-      </w:r>
-      <w:r>
-        <w:rPr>
-          <w:i/>
-        </w:rPr>
-        <w:t>I fråga om sådana växtarter som i bilaga 1 till denna förordning har markerats med N är det förbjudet att avsiktligt plocka, samla in, skära av, dra upp med rötterna eller förstöra växter i deras naturliga utbredningsområde i naturen. Förbudet gäller alla stadier i växternas biologiska cykel.</w:t>
-      </w:r>
-    </w:p>
-    <w:p>
-      <w:r>
-        <w:t xml:space="preserve">Lappranunkel är knuten till granskogsmiljöer med ytligt liggande markvatten och konstant hög luftfuktighet. Arten är känslig för kalavverkning och markskador men kan kortvarigt står kvar en tid i fuktsvackor efter en avverkning. Dikade lokaler bör restaureras hydrologiskt. Lokaler med lappranunkel får inte avverkas. Lappranunkel är typisk art för </w:t>
-      </w:r>
-      <w:r>
-        <w:rPr>
-          <w:i/>
-        </w:rPr>
-        <w:t xml:space="preserve">9010 Taiga, 7160 Källor och källkärr </w:t>
-      </w:r>
-      <w:r>
-        <w:t>och</w:t>
-      </w:r>
-      <w:r>
-        <w:rPr>
-          <w:i/>
-        </w:rPr>
-        <w:t xml:space="preserve"> 9050 Näringsrik granskog</w:t>
-      </w:r>
-      <w:r>
-        <w:t xml:space="preserve"> (Nitare &amp; Skogsstyrelsen, 2019; SLU Artdatabanken, 2024).</w:t>
-      </w:r>
-    </w:p>
-    <w:p>
-      <w:pPr>
-        <w:pStyle w:val="Heading2"/>
-      </w:pPr>
-      <w:r>
         <w:t>Referenser – lappranunkel</w:t>
       </w:r>
     </w:p>
@@ -902,105 +972,6 @@
       </w:r>
       <w:r>
         <w:t>SLU Artdatabanken, Uppsala</w:t>
-      </w:r>
-    </w:p>
-    <w:p>
-      <w:pPr>
-        <w:pStyle w:val="Heading1"/>
-      </w:pPr>
-      <w:r>
-        <w:t>Lunglav – ekologi samt krav på livsmiljön</w:t>
-      </w:r>
-    </w:p>
-    <w:p>
-      <w:r>
-        <w:t xml:space="preserve">Lunglav (NT) är en av vårt lands främsta signalarter som överallt indikerar gamla lövträd, skogsbestånd med höga naturvärden och ekosystem med lång skoglig kontinuitet. Lokalt kan förekomsten vara mycket riklig men den hittas nästan enbart i gamla och ej slutavverkade skogar. Artens samtliga förekomster bör uppmärksammas från naturvårdssynpunkt, då många lokaler även hyser andra ovanliga och rödlistade arter, däribland de sällsynta lavparasiterna lunglavshårprick (CR), </w:t>
-      </w:r>
-      <w:r>
-        <w:rPr>
-          <w:i/>
-        </w:rPr>
-        <w:t>Abrothallus diederichii</w:t>
-      </w:r>
-      <w:r>
-        <w:t xml:space="preserve"> (VU), </w:t>
-      </w:r>
-      <w:r>
-        <w:rPr>
-          <w:i/>
-        </w:rPr>
-        <w:t>Abrothallus lobariae</w:t>
-      </w:r>
-      <w:r>
-        <w:t xml:space="preserve"> (VU), </w:t>
-      </w:r>
-      <w:r>
-        <w:rPr>
-          <w:i/>
-        </w:rPr>
-        <w:t>Calycina lobariae</w:t>
-      </w:r>
-      <w:r>
-        <w:t xml:space="preserve"> (VU), lunglavsknapp (VU) och skrovelmössing (VU), som växer på lunglav. Rikliga förekomster med lunglav bör skyddas med biotopskydd, frivilliga avsättningar eller reservat (SLU Artdatabanken, 2026; Nitare &amp; Skogsstyrelsen, 2019).</w:t>
-      </w:r>
-    </w:p>
-    <w:p>
-      <w:r>
-        <w:t xml:space="preserve">Lunglav är typisk art för </w:t>
-      </w:r>
-      <w:r>
-        <w:rPr>
-          <w:i/>
-        </w:rPr>
-        <w:t>9010 Taiga, 9020 Nordlig ädellövskog, 9110 Näringsfattig bokskog, 9130 Näringsrik bokskog, 9160 Näringsrik ekskog, 9180 Ädellövskog i branter, 9190 Näringsfattig ekskog, 9070 Trädklädd betesmark, 9040 Fjällbjörkskog</w:t>
-      </w:r>
-      <w:r>
-        <w:t xml:space="preserve"> och</w:t>
-      </w:r>
-      <w:r>
-        <w:rPr>
-          <w:i/>
-        </w:rPr>
-        <w:t xml:space="preserve"> 6530 Lövängar</w:t>
-      </w:r>
-      <w:r>
-        <w:t xml:space="preserve"> (SLU Artdatabanken, 2026).</w:t>
-      </w:r>
-    </w:p>
-    <w:p>
-      <w:pPr>
-        <w:pStyle w:val="Heading2"/>
-      </w:pPr>
-      <w:r>
-        <w:t>Referenser – lunglav</w:t>
-      </w:r>
-    </w:p>
-    <w:p>
-      <w:r>
-        <w:t xml:space="preserve">Nitare, J. och Skogsstyrelsen, 2019. </w:t>
-      </w:r>
-      <w:r>
-        <w:rPr>
-          <w:i/>
-        </w:rPr>
-        <w:t xml:space="preserve">Skyddsvärd skog – Naturvårdsarter och andra kriterier för naturvärdesbedömning. </w:t>
-      </w:r>
-      <w:r>
-        <w:t>Skogsstyrelsen.</w:t>
-      </w:r>
-    </w:p>
-    <w:p>
-      <w:r>
-        <w:t xml:space="preserve">SLU Artdatabanken, 2026. </w:t>
-      </w:r>
-      <w:r>
-        <w:rPr>
-          <w:i/>
-        </w:rPr>
-        <w:t xml:space="preserve">Artfaktablad. Naturvård – artfakta. </w:t>
-      </w:r>
-      <w:r>
-        <w:t>SLU Artdatabanken, Uppsala.</w:t>
       </w:r>
     </w:p>
     <w:sectPr>
@@ -1131,7 +1102,7 @@
     <w:r>
       <w:tab/>
       <w:tab/>
-      <w:t>2026-06-20</w:t>
+      <w:t>2026-06-21</w:t>
       <w:br/>
       <w:br/>
     </w:r>

--- a/klagomål/A 19314-2026 FSC-klagomål.docx
+++ b/klagomål/A 19314-2026 FSC-klagomål.docx
@@ -1102,7 +1102,7 @@
     <w:r>
       <w:tab/>
       <w:tab/>
-      <w:t>2026-06-21</w:t>
+      <w:t>2026-06-22</w:t>
       <w:br/>
       <w:br/>
     </w:r>

--- a/klagomål/A 19314-2026 FSC-klagomål.docx
+++ b/klagomål/A 19314-2026 FSC-klagomål.docx
@@ -1102,7 +1102,7 @@
     <w:r>
       <w:tab/>
       <w:tab/>
-      <w:t>2026-06-22</w:t>
+      <w:t>2026-06-23</w:t>
       <w:br/>
       <w:br/>
     </w:r>

--- a/klagomål/A 19314-2026 FSC-klagomål.docx
+++ b/klagomål/A 19314-2026 FSC-klagomål.docx
@@ -1102,7 +1102,7 @@
     <w:r>
       <w:tab/>
       <w:tab/>
-      <w:t>2026-06-23</w:t>
+      <w:t>2026-06-24</w:t>
       <w:br/>
       <w:br/>
     </w:r>

--- a/klagomål/A 19314-2026 FSC-klagomål.docx
+++ b/klagomål/A 19314-2026 FSC-klagomål.docx
@@ -1102,7 +1102,7 @@
     <w:r>
       <w:tab/>
       <w:tab/>
-      <w:t>2026-06-24</w:t>
+      <w:t>2026-06-25</w:t>
       <w:br/>
       <w:br/>
     </w:r>

--- a/klagomål/A 19314-2026 FSC-klagomål.docx
+++ b/klagomål/A 19314-2026 FSC-klagomål.docx
@@ -1102,7 +1102,7 @@
     <w:r>
       <w:tab/>
       <w:tab/>
-      <w:t>2026-06-25</w:t>
+      <w:t>2026-06-26</w:t>
       <w:br/>
       <w:br/>
     </w:r>

--- a/klagomål/A 19314-2026 FSC-klagomål.docx
+++ b/klagomål/A 19314-2026 FSC-klagomål.docx
@@ -1102,7 +1102,7 @@
     <w:r>
       <w:tab/>
       <w:tab/>
-      <w:t>2026-06-26</w:t>
+      <w:t>2026-06-27</w:t>
       <w:br/>
       <w:br/>
     </w:r>

--- a/klagomål/A 19314-2026 FSC-klagomål.docx
+++ b/klagomål/A 19314-2026 FSC-klagomål.docx
@@ -1102,7 +1102,7 @@
     <w:r>
       <w:tab/>
       <w:tab/>
-      <w:t>2026-06-27</w:t>
+      <w:t>2026-06-28</w:t>
       <w:br/>
       <w:br/>
     </w:r>

--- a/klagomål/A 19314-2026 FSC-klagomål.docx
+++ b/klagomål/A 19314-2026 FSC-klagomål.docx
@@ -1102,7 +1102,7 @@
     <w:r>
       <w:tab/>
       <w:tab/>
-      <w:t>2026-06-28</w:t>
+      <w:t>2026-06-29</w:t>
       <w:br/>
       <w:br/>
     </w:r>

--- a/klagomål/A 19314-2026 FSC-klagomål.docx
+++ b/klagomål/A 19314-2026 FSC-klagomål.docx
@@ -1102,7 +1102,7 @@
     <w:r>
       <w:tab/>
       <w:tab/>
-      <w:t>2026-06-29</w:t>
+      <w:t>2026-06-30</w:t>
       <w:br/>
       <w:br/>
     </w:r>

--- a/klagomål/A 19314-2026 FSC-klagomål.docx
+++ b/klagomål/A 19314-2026 FSC-klagomål.docx
@@ -1102,7 +1102,7 @@
     <w:r>
       <w:tab/>
       <w:tab/>
-      <w:t>2026-06-30</w:t>
+      <w:t>2026-07-01</w:t>
       <w:br/>
       <w:br/>
     </w:r>

--- a/klagomål/A 19314-2026 FSC-klagomål.docx
+++ b/klagomål/A 19314-2026 FSC-klagomål.docx
@@ -1102,7 +1102,7 @@
     <w:r>
       <w:tab/>
       <w:tab/>
-      <w:t>2026-07-13</w:t>
+      <w:t>2026-07-14</w:t>
       <w:br/>
       <w:br/>
     </w:r>

--- a/klagomål/A 19314-2026 FSC-klagomål.docx
+++ b/klagomål/A 19314-2026 FSC-klagomål.docx
@@ -1102,7 +1102,7 @@
     <w:r>
       <w:tab/>
       <w:tab/>
-      <w:t>2026-07-14</w:t>
+      <w:t>2026-07-15</w:t>
       <w:br/>
       <w:br/>
     </w:r>

--- a/klagomål/A 19314-2026 FSC-klagomål.docx
+++ b/klagomål/A 19314-2026 FSC-klagomål.docx
@@ -1102,7 +1102,7 @@
     <w:r>
       <w:tab/>
       <w:tab/>
-      <w:t>2026-07-15</w:t>
+      <w:t>2026-07-16</w:t>
       <w:br/>
       <w:br/>
     </w:r>

--- a/klagomål/A 19314-2026 FSC-klagomål.docx
+++ b/klagomål/A 19314-2026 FSC-klagomål.docx
@@ -1102,7 +1102,7 @@
     <w:r>
       <w:tab/>
       <w:tab/>
-      <w:t>2026-07-16</w:t>
+      <w:t>2026-07-17</w:t>
       <w:br/>
       <w:br/>
     </w:r>

--- a/klagomål/A 19314-2026 FSC-klagomål.docx
+++ b/klagomål/A 19314-2026 FSC-klagomål.docx
@@ -1102,7 +1102,7 @@
     <w:r>
       <w:tab/>
       <w:tab/>
-      <w:t>2026-07-17</w:t>
+      <w:t>2026-07-18</w:t>
       <w:br/>
       <w:br/>
     </w:r>

--- a/klagomål/A 19314-2026 FSC-klagomål.docx
+++ b/klagomål/A 19314-2026 FSC-klagomål.docx
@@ -1102,7 +1102,7 @@
     <w:r>
       <w:tab/>
       <w:tab/>
-      <w:t>2026-07-18</w:t>
+      <w:t>2026-07-19</w:t>
       <w:br/>
       <w:br/>
     </w:r>

--- a/klagomål/A 19314-2026 FSC-klagomål.docx
+++ b/klagomål/A 19314-2026 FSC-klagomål.docx
@@ -1102,7 +1102,7 @@
     <w:r>
       <w:tab/>
       <w:tab/>
-      <w:t>2026-07-19</w:t>
+      <w:t>2026-07-20</w:t>
       <w:br/>
       <w:br/>
     </w:r>

--- a/klagomål/A 19314-2026 FSC-klagomål.docx
+++ b/klagomål/A 19314-2026 FSC-klagomål.docx
@@ -1102,7 +1102,7 @@
     <w:r>
       <w:tab/>
       <w:tab/>
-      <w:t>2026-07-20</w:t>
+      <w:t>2026-07-21</w:t>
       <w:br/>
       <w:br/>
     </w:r>

--- a/klagomål/A 19314-2026 FSC-klagomål.docx
+++ b/klagomål/A 19314-2026 FSC-klagomål.docx
@@ -1102,7 +1102,7 @@
     <w:r>
       <w:tab/>
       <w:tab/>
-      <w:t>2026-07-21</w:t>
+      <w:t>2026-07-22</w:t>
       <w:br/>
       <w:br/>
     </w:r>

--- a/klagomål/A 19314-2026 FSC-klagomål.docx
+++ b/klagomål/A 19314-2026 FSC-klagomål.docx
@@ -1102,7 +1102,7 @@
     <w:r>
       <w:tab/>
       <w:tab/>
-      <w:t>2026-07-22</w:t>
+      <w:t>2026-07-23</w:t>
       <w:br/>
       <w:br/>
     </w:r>

--- a/klagomål/A 19314-2026 FSC-klagomål.docx
+++ b/klagomål/A 19314-2026 FSC-klagomål.docx
@@ -1102,7 +1102,7 @@
     <w:r>
       <w:tab/>
       <w:tab/>
-      <w:t>2026-07-23</w:t>
+      <w:t>2026-07-24</w:t>
       <w:br/>
       <w:br/>
     </w:r>

--- a/klagomål/A 19314-2026 FSC-klagomål.docx
+++ b/klagomål/A 19314-2026 FSC-klagomål.docx
@@ -1102,7 +1102,7 @@
     <w:r>
       <w:tab/>
       <w:tab/>
-      <w:t>2026-07-24</w:t>
+      <w:t>2026-07-25</w:t>
       <w:br/>
       <w:br/>
     </w:r>

--- a/klagomål/A 19314-2026 FSC-klagomål.docx
+++ b/klagomål/A 19314-2026 FSC-klagomål.docx
@@ -1102,7 +1102,7 @@
     <w:r>
       <w:tab/>
       <w:tab/>
-      <w:t>2026-07-25</w:t>
+      <w:t>2026-07-26</w:t>
       <w:br/>
       <w:br/>
     </w:r>

--- a/klagomål/A 19314-2026 FSC-klagomål.docx
+++ b/klagomål/A 19314-2026 FSC-klagomål.docx
@@ -1102,7 +1102,7 @@
     <w:r>
       <w:tab/>
       <w:tab/>
-      <w:t>2026-07-26</w:t>
+      <w:t>2026-07-27</w:t>
       <w:br/>
       <w:br/>
     </w:r>

--- a/klagomål/A 19314-2026 FSC-klagomål.docx
+++ b/klagomål/A 19314-2026 FSC-klagomål.docx
@@ -1102,7 +1102,7 @@
     <w:r>
       <w:tab/>
       <w:tab/>
-      <w:t>2026-07-27</w:t>
+      <w:t>2026-07-28</w:t>
       <w:br/>
       <w:br/>
     </w:r>

--- a/klagomål/A 19314-2026 FSC-klagomål.docx
+++ b/klagomål/A 19314-2026 FSC-klagomål.docx
@@ -1102,7 +1102,7 @@
     <w:r>
       <w:tab/>
       <w:tab/>
-      <w:t>2026-07-28</w:t>
+      <w:t>2026-07-29</w:t>
       <w:br/>
       <w:br/>
     </w:r>

--- a/klagomål/A 19314-2026 FSC-klagomål.docx
+++ b/klagomål/A 19314-2026 FSC-klagomål.docx
@@ -1102,7 +1102,7 @@
     <w:r>
       <w:tab/>
       <w:tab/>
-      <w:t>2026-07-29</w:t>
+      <w:t>2026-07-30</w:t>
       <w:br/>
       <w:br/>
     </w:r>

--- a/klagomål/A 19314-2026 FSC-klagomål.docx
+++ b/klagomål/A 19314-2026 FSC-klagomål.docx
@@ -1102,7 +1102,7 @@
     <w:r>
       <w:tab/>
       <w:tab/>
-      <w:t>2026-07-30</w:t>
+      <w:t>2026-07-31</w:t>
       <w:br/>
       <w:br/>
     </w:r>

--- a/klagomål/A 19314-2026 FSC-klagomål.docx
+++ b/klagomål/A 19314-2026 FSC-klagomål.docx
@@ -1102,7 +1102,7 @@
     <w:r>
       <w:tab/>
       <w:tab/>
-      <w:t>2026-07-31</w:t>
+      <w:t>2026-08-01</w:t>
       <w:br/>
       <w:br/>
     </w:r>

--- a/klagomål/A 19314-2026 FSC-klagomål.docx
+++ b/klagomål/A 19314-2026 FSC-klagomål.docx
@@ -1102,7 +1102,7 @@
     <w:r>
       <w:tab/>
       <w:tab/>
-      <w:t>2026-08-01</w:t>
+      <w:t>2026-08-02</w:t>
       <w:br/>
       <w:br/>
     </w:r>

--- a/klagomål/A 19314-2026 FSC-klagomål.docx
+++ b/klagomål/A 19314-2026 FSC-klagomål.docx
@@ -1102,7 +1102,7 @@
     <w:r>
       <w:tab/>
       <w:tab/>
-      <w:t>2026-08-02</w:t>
+      <w:t>2026-08-03</w:t>
       <w:br/>
       <w:br/>
     </w:r>

--- a/klagomål/A 19314-2026 FSC-klagomål.docx
+++ b/klagomål/A 19314-2026 FSC-klagomål.docx
@@ -1102,7 +1102,7 @@
     <w:r>
       <w:tab/>
       <w:tab/>
-      <w:t>2026-08-03</w:t>
+      <w:t>2026-08-05</w:t>
       <w:br/>
       <w:br/>
     </w:r>

--- a/klagomål/A 19314-2026 FSC-klagomål.docx
+++ b/klagomål/A 19314-2026 FSC-klagomål.docx
@@ -1102,7 +1102,7 @@
     <w:r>
       <w:tab/>
       <w:tab/>
-      <w:t>2026-08-05</w:t>
+      <w:t>2026-08-07</w:t>
       <w:br/>
       <w:br/>
     </w:r>

--- a/klagomål/A 19314-2026 FSC-klagomål.docx
+++ b/klagomål/A 19314-2026 FSC-klagomål.docx
@@ -1102,7 +1102,7 @@
     <w:r>
       <w:tab/>
       <w:tab/>
-      <w:t>2026-08-07</w:t>
+      <w:t>2026-08-08</w:t>
       <w:br/>
       <w:br/>
     </w:r>

--- a/klagomål/A 19314-2026 FSC-klagomål.docx
+++ b/klagomål/A 19314-2026 FSC-klagomål.docx
@@ -216,7 +216,7 @@
         <w:spacing w:after="240"/>
       </w:pPr>
       <w:r>
-        <w:t>Figur 1. Fyndplatser för naturvårdsarter i och inom 9 meter från avverkningsanmälan. Markörer utan svart kant är placerade på fyndplatsen. Markörer med svart kant är placerade vid sidan av fyndplatsen har ett svart streck som visar fyndplatsens exakta position. Kartans mittpunktskoordinat är N 7053981, E 603183 i SWEREF 99 TM.</w:t>
+        <w:t>Figur 1. Fyndplatser för naturvårdsarter i och inom 9 meter från avverkningsanmälan. Markörer utan svart kant är placerade på fyndplatsen. Markörer med svart kant är placerade vid sidan av fyndplatsen och har ett svart streck som visar fyndplatsens exakta position. Kartans mittpunktskoordinat är N 7053981, E 603183 i SWEREF 99 TM.</w:t>
       </w:r>
     </w:p>
     <w:p>
@@ -1102,7 +1102,7 @@
     <w:r>
       <w:tab/>
       <w:tab/>
-      <w:t>2026-08-14</w:t>
+      <w:t>2026-08-15</w:t>
       <w:br/>
       <w:br/>
     </w:r>

--- a/klagomål/A 19314-2026 FSC-klagomål.docx
+++ b/klagomål/A 19314-2026 FSC-klagomål.docx
@@ -1102,7 +1102,7 @@
     <w:r>
       <w:tab/>
       <w:tab/>
-      <w:t>2026-08-15</w:t>
+      <w:t>2026-08-16</w:t>
       <w:br/>
       <w:br/>
     </w:r>

--- a/klagomål/A 19314-2026 FSC-klagomål.docx
+++ b/klagomål/A 19314-2026 FSC-klagomål.docx
@@ -1102,7 +1102,7 @@
     <w:r>
       <w:tab/>
       <w:tab/>
-      <w:t>2026-08-16</w:t>
+      <w:t>2026-08-17</w:t>
       <w:br/>
       <w:br/>
     </w:r>

--- a/klagomål/A 19314-2026 FSC-klagomål.docx
+++ b/klagomål/A 19314-2026 FSC-klagomål.docx
@@ -1102,7 +1102,7 @@
     <w:r>
       <w:tab/>
       <w:tab/>
-      <w:t>2026-08-17</w:t>
+      <w:t>2026-08-18</w:t>
       <w:br/>
       <w:br/>
     </w:r>

--- a/klagomål/A 19314-2026 FSC-klagomål.docx
+++ b/klagomål/A 19314-2026 FSC-klagomål.docx
@@ -1102,7 +1102,7 @@
     <w:r>
       <w:tab/>
       <w:tab/>
-      <w:t>2026-08-18</w:t>
+      <w:t>2026-08-19</w:t>
       <w:br/>
       <w:br/>
     </w:r>

--- a/klagomål/A 19314-2026 FSC-klagomål.docx
+++ b/klagomål/A 19314-2026 FSC-klagomål.docx
@@ -1102,7 +1102,7 @@
     <w:r>
       <w:tab/>
       <w:tab/>
-      <w:t>2026-08-19</w:t>
+      <w:t>2026-08-20</w:t>
       <w:br/>
       <w:br/>
     </w:r>

--- a/klagomål/A 19314-2026 FSC-klagomål.docx
+++ b/klagomål/A 19314-2026 FSC-klagomål.docx
@@ -1102,7 +1102,7 @@
     <w:r>
       <w:tab/>
       <w:tab/>
-      <w:t>2026-08-20</w:t>
+      <w:t>2026-08-21</w:t>
       <w:br/>
       <w:br/>
     </w:r>

--- a/klagomål/A 19314-2026 FSC-klagomål.docx
+++ b/klagomål/A 19314-2026 FSC-klagomål.docx
@@ -1102,7 +1102,7 @@
     <w:r>
       <w:tab/>
       <w:tab/>
-      <w:t>2026-08-21</w:t>
+      <w:t>2026-08-22</w:t>
       <w:br/>
       <w:br/>
     </w:r>

--- a/klagomål/A 19314-2026 FSC-klagomål.docx
+++ b/klagomål/A 19314-2026 FSC-klagomål.docx
@@ -1102,7 +1102,7 @@
     <w:r>
       <w:tab/>
       <w:tab/>
-      <w:t>2026-08-22</w:t>
+      <w:t>2026-08-23</w:t>
       <w:br/>
       <w:br/>
     </w:r>

--- a/klagomål/A 19314-2026 FSC-klagomål.docx
+++ b/klagomål/A 19314-2026 FSC-klagomål.docx
@@ -1102,7 +1102,7 @@
     <w:r>
       <w:tab/>
       <w:tab/>
-      <w:t>2026-08-23</w:t>
+      <w:t>2026-08-24</w:t>
       <w:br/>
       <w:br/>
     </w:r>

--- a/klagomål/A 19314-2026 FSC-klagomål.docx
+++ b/klagomål/A 19314-2026 FSC-klagomål.docx
@@ -1102,7 +1102,7 @@
     <w:r>
       <w:tab/>
       <w:tab/>
-      <w:t>2026-08-24</w:t>
+      <w:t>2026-08-25</w:t>
       <w:br/>
       <w:br/>
     </w:r>

--- a/klagomål/A 19314-2026 FSC-klagomål.docx
+++ b/klagomål/A 19314-2026 FSC-klagomål.docx
@@ -1102,7 +1102,7 @@
     <w:r>
       <w:tab/>
       <w:tab/>
-      <w:t>2026-08-25</w:t>
+      <w:t>2026-08-26</w:t>
       <w:br/>
       <w:br/>
     </w:r>

--- a/klagomål/A 19314-2026 FSC-klagomål.docx
+++ b/klagomål/A 19314-2026 FSC-klagomål.docx
@@ -1102,7 +1102,7 @@
     <w:r>
       <w:tab/>
       <w:tab/>
-      <w:t>2026-08-26</w:t>
+      <w:t>2026-08-27</w:t>
       <w:br/>
       <w:br/>
     </w:r>

--- a/klagomål/A 19314-2026 FSC-klagomål.docx
+++ b/klagomål/A 19314-2026 FSC-klagomål.docx
@@ -1102,7 +1102,7 @@
     <w:r>
       <w:tab/>
       <w:tab/>
-      <w:t>2026-08-27</w:t>
+      <w:t>2026-08-28</w:t>
       <w:br/>
       <w:br/>
     </w:r>

--- a/klagomål/A 19314-2026 FSC-klagomål.docx
+++ b/klagomål/A 19314-2026 FSC-klagomål.docx
@@ -1102,7 +1102,7 @@
     <w:r>
       <w:tab/>
       <w:tab/>
-      <w:t>2026-08-28</w:t>
+      <w:t>2026-08-29</w:t>
       <w:br/>
       <w:br/>
     </w:r>

--- a/klagomål/A 19314-2026 FSC-klagomål.docx
+++ b/klagomål/A 19314-2026 FSC-klagomål.docx
@@ -1102,7 +1102,7 @@
     <w:r>
       <w:tab/>
       <w:tab/>
-      <w:t>2026-08-29</w:t>
+      <w:t>2026-08-31</w:t>
       <w:br/>
       <w:br/>
     </w:r>

--- a/klagomål/A 19314-2026 FSC-klagomål.docx
+++ b/klagomål/A 19314-2026 FSC-klagomål.docx
@@ -1102,7 +1102,7 @@
     <w:r>
       <w:tab/>
       <w:tab/>
-      <w:t>2026-08-31</w:t>
+      <w:t>2026-09-01</w:t>
       <w:br/>
       <w:br/>
     </w:r>

--- a/klagomål/A 19314-2026 FSC-klagomål.docx
+++ b/klagomål/A 19314-2026 FSC-klagomål.docx
@@ -1102,7 +1102,7 @@
     <w:r>
       <w:tab/>
       <w:tab/>
-      <w:t>2026-09-01</w:t>
+      <w:t>2026-09-02</w:t>
       <w:br/>
       <w:br/>
     </w:r>

--- a/klagomål/A 19314-2026 FSC-klagomål.docx
+++ b/klagomål/A 19314-2026 FSC-klagomål.docx
@@ -1102,7 +1102,7 @@
     <w:r>
       <w:tab/>
       <w:tab/>
-      <w:t>2026-09-02</w:t>
+      <w:t>2026-09-03</w:t>
       <w:br/>
       <w:br/>
     </w:r>

--- a/klagomål/A 19314-2026 FSC-klagomål.docx
+++ b/klagomål/A 19314-2026 FSC-klagomål.docx
@@ -1102,7 +1102,7 @@
     <w:r>
       <w:tab/>
       <w:tab/>
-      <w:t>2026-09-03</w:t>
+      <w:t>2026-09-04</w:t>
       <w:br/>
       <w:br/>
     </w:r>

--- a/klagomål/A 19314-2026 FSC-klagomål.docx
+++ b/klagomål/A 19314-2026 FSC-klagomål.docx
@@ -1102,7 +1102,7 @@
     <w:r>
       <w:tab/>
       <w:tab/>
-      <w:t>2026-09-04</w:t>
+      <w:t>2026-09-05</w:t>
       <w:br/>
       <w:br/>
     </w:r>

--- a/klagomål/A 19314-2026 FSC-klagomål.docx
+++ b/klagomål/A 19314-2026 FSC-klagomål.docx
@@ -1102,7 +1102,7 @@
     <w:r>
       <w:tab/>
       <w:tab/>
-      <w:t>2026-09-05</w:t>
+      <w:t>2026-09-06</w:t>
       <w:br/>
       <w:br/>
     </w:r>

--- a/klagomål/A 19314-2026 FSC-klagomål.docx
+++ b/klagomål/A 19314-2026 FSC-klagomål.docx
@@ -1102,7 +1102,7 @@
     <w:r>
       <w:tab/>
       <w:tab/>
-      <w:t>2026-09-06</w:t>
+      <w:t>2026-09-07</w:t>
       <w:br/>
       <w:br/>
     </w:r>

--- a/klagomål/A 19314-2026 FSC-klagomål.docx
+++ b/klagomål/A 19314-2026 FSC-klagomål.docx
@@ -1102,7 +1102,7 @@
     <w:r>
       <w:tab/>
       <w:tab/>
-      <w:t>2026-09-07</w:t>
+      <w:t>2026-09-08</w:t>
       <w:br/>
       <w:br/>
     </w:r>

--- a/klagomål/A 19314-2026 FSC-klagomål.docx
+++ b/klagomål/A 19314-2026 FSC-klagomål.docx
@@ -1102,7 +1102,7 @@
     <w:r>
       <w:tab/>
       <w:tab/>
-      <w:t>2026-09-08</w:t>
+      <w:t>2026-09-09</w:t>
       <w:br/>
       <w:br/>
     </w:r>

--- a/klagomål/A 19314-2026 FSC-klagomål.docx
+++ b/klagomål/A 19314-2026 FSC-klagomål.docx
@@ -1102,7 +1102,7 @@
     <w:r>
       <w:tab/>
       <w:tab/>
-      <w:t>2026-09-09</w:t>
+      <w:t>2026-09-10</w:t>
       <w:br/>
       <w:br/>
     </w:r>

--- a/klagomål/A 19314-2026 FSC-klagomål.docx
+++ b/klagomål/A 19314-2026 FSC-klagomål.docx
@@ -1102,7 +1102,7 @@
     <w:r>
       <w:tab/>
       <w:tab/>
-      <w:t>2026-09-10</w:t>
+      <w:t>2026-09-11</w:t>
       <w:br/>
       <w:br/>
     </w:r>

--- a/klagomål/A 19314-2026 FSC-klagomål.docx
+++ b/klagomål/A 19314-2026 FSC-klagomål.docx
@@ -1102,7 +1102,7 @@
     <w:r>
       <w:tab/>
       <w:tab/>
-      <w:t>2026-09-11</w:t>
+      <w:t>2026-09-12</w:t>
       <w:br/>
       <w:br/>
     </w:r>
